--- a/07_submission_bmcbio_v1.24.0/Manuscript.docx
+++ b/07_submission_bmcbio_v1.24.0/Manuscript.docx
@@ -107,7 +107,7 @@
           <w:i w:val="0"/>
           <w:sz w:val="21"/>
         </w:rPr>
-        <w:t xml:space="preserve"> Research article. This is a computational-biology / methods-and-resources study: its contribution is a reproducible, fully auditable analytical pipeline, an honest external validation that is independent in cohort and platform but not in label (the score orientation was fixed on the discovery cohort's 28-day outcomes), and an explicit experimental blueprint — not novel hub-gene discovery (see Discussion). The five immune hubs confirm within-cohort the established MARS Mars1 antigen-presentation program (a within-cohort confirmation, not an independent replication — the Mars1 labels originate from the MARS consortium's own clustering of this same cohort).</w:t>
+        <w:t xml:space="preserve"> Research article. This is a computational-biology / methods-and-resources study: its contribution is a reproducible, fully auditable analytical pipeline, an honest external validation that is independent in cohort and platform but not in label (the score orientation was fixed on the discovery cohort's 28-day outcomes), and an explicit experimental blueprint, not novel hub-gene discovery (see Discussion). The five immune hubs confirm within-cohort the established MARS Mars1 antigen-presentation program (a within-cohort confirmation, not an independent replication; the Mars1 labels originate from the MARS consortium's own clustering of this same cohort).</w:t>
       </w:r>
     </w:p>
     <w:p/>
@@ -185,7 +185,7 @@
           <w:b w:val="0"/>
           <w:i w:val="0"/>
         </w:rPr>
-        <w:t xml:space="preserve"> Five immune hubs (CD74, HLA-DQA1, CD14, FCGR3A, HAVCR2/TIM-3) confirm within-cohort the Mars1 antigen-presentation program, plus one non-immune erythroid-module gene, FIS1 (logFC +1.26, up-regulated). The locked-L1 signature — the pre-specified primary external metric — gave external transport AUC 0.585 (95% CI 0.469–0.696), whose interval includes 0.5; a pre-specified equal-weight sensitivity gave AUC 0.638 (95% CI 0.532–0.748), and an optimistic within-cohort cross-validated AUC was 0.659. Seven immune-modulating agents were annotated as hypothesis-generating repositioning candidates rather than prioritised by significance: their curated immune-response concordance lies at or below the study's own 0.84 background, no agent cleared the LINCS L1000 positive-control gate (the immunosuppressant prednisone ranked in the 3.2nd percentile), and the connectivity screen was non-discriminating.</w:t>
+        <w:t xml:space="preserve"> Five immune hubs (CD74, HLA-DQA1, CD14, FCGR3A, HAVCR2/TIM-3) confirm within-cohort the Mars1 antigen-presentation program, plus one non-immune erythroid-module gene, FIS1 (logFC +1.26, up-regulated). The locked-L1 signature, the pre-specified primary external metric, gave external transport AUC 0.585 (95% CI 0.469–0.696), whose interval includes 0.5; a pre-specified equal-weight sensitivity gave AUC 0.638 (95% CI 0.532–0.748), and an optimistic within-cohort cross-validated AUC was 0.659. Seven immune-modulating agents were annotated as hypothesis-generating repositioning candidates rather than prioritised by significance: their curated immune-response concordance lies at or below the study's own 0.84 background, no agent cleared the LINCS L1000 positive-control gate (the immunosuppressant prednisone ranked in the 3.2nd percentile), and the connectivity screen was non-discriminating.</w:t>
       </w:r>
     </w:p>
     <w:p>
@@ -206,7 +206,7 @@
           <w:b w:val="0"/>
           <w:i w:val="0"/>
         </w:rPr>
-        <w:t xml:space="preserve"> The contribution is a reproducible, fully auditable pipeline, an honest external validation that is independent in cohort and platform but not in label (score orientation was fixed on the discovery cohort's 28-day outcomes), and an explicit experimental blueprint — not novel hub-gene discovery. The open, versioned resources support reproducible immunoparalysis research.</w:t>
+        <w:t xml:space="preserve"> The contribution is a reproducible, fully auditable pipeline, an honest external validation that is independent in cohort and platform but not in label (score orientation was fixed on the discovery cohort's 28-day outcomes), and an explicit experimental blueprint, not novel hub-gene discovery. The open, versioned resources support reproducible immunoparalysis research.</w:t>
       </w:r>
     </w:p>
     <w:p>
@@ -249,7 +249,7 @@
           <w:b w:val="0"/>
           <w:i w:val="0"/>
         </w:rPr>
-        <w:t xml:space="preserve"> genes most parsimoniously anchor the immunosuppressed program and carry independent prognostic information — a confirmation/replication question, since the antigen-presentation program is known — and (ii) which approved drugs can </w:t>
+        <w:t xml:space="preserve"> genes most parsimoniously anchor the immunosuppressed program and carry independent prognostic information, a confirmation/replication question, since the antigen-presentation program is known, and (ii) which approved drugs can </w:t>
       </w:r>
       <w:r>
         <w:rPr>
@@ -646,7 +646,7 @@
           <w:b w:val="0"/>
           <w:i w:val="0"/>
         </w:rPr>
-        <w:t xml:space="preserve"> (out-of-fold), benchmarked against the published immune-related-gene (IRG) signature (0.619 reported by Peng et al. [8] on E-MTAB-4451, 0.648 on GSE65682 in that study; we recomputed a 3-gene IRG proxy at 0.529 on E-MTAB-4451 in this study (a weak reference only, because its wide confidence interval overlaps the other benchmarks and the proxy lacks the full IRG gene set) — both values are real and reflect different preprocessing, so cross-cohort comparison is descriptive only).</w:t>
+        <w:t xml:space="preserve"> (out-of-fold), benchmarked against the published immune-related-gene (IRG) signature (0.619 reported by Peng et al. [8] on E-MTAB-4451, 0.648 on GSE65682 in that study; we recomputed a 3-gene IRG proxy at 0.529 on E-MTAB-4451 in this study (a weak reference only, because its wide confidence interval overlaps the other benchmarks and the proxy lacks the full IRG gene set); both values are real and reflect different preprocessing, so cross-cohort comparison is descriptive only).</w:t>
       </w:r>
     </w:p>
     <w:p>
@@ -764,7 +764,7 @@
           <w:b w:val="0"/>
           <w:i w:val="0"/>
         </w:rPr>
-        <w:t xml:space="preserve"> an overlap with the drug's direct molecular targets (which were not retrieved from a pharmacologic database in this study; see §5). A method-positive gate required IFN-γ — a canonical MHC-II inducer whose curated response set includes the antigen-presentation genes — to show ≥3/5 concordance, and a directionality check confirmed five of the six hub genes are themselves Mars1-down (FIS1 is Mars1-up, logFC +1.26, and is reported as a co-expression marker, per §3.3). Both are consistency/sanity checks on the curated priors, not independent perturbation controls (see §3.3, §5). Because the curated response sets are small (n = 3–7 genes) and no permutation null was computed, the concordance fractions are descriptive and cannot be separated from chance overlap with the large Mars1-down set; the metric therefore ranks hypotheses rather than establishing significance. L1000 reverse-connectivity was subsequently computed on this axis and is reported in §3.9.</w:t>
+        <w:t xml:space="preserve"> an overlap with the drug's direct molecular targets (which were not retrieved from a pharmacologic database in this study; see §5). A method-positive gate required IFN-γ, a canonical MHC-II inducer whose curated response set includes the antigen-presentation genes, to show ≥3/5 concordance, and a directionality check confirmed five of the six hub genes are themselves Mars1-down (FIS1 is Mars1-up, logFC +1.26, and is reported as a co-expression marker, per §3.3). Both are consistency/sanity checks on the curated priors, not independent perturbation controls (see §3.3, §5). Because the curated response sets are small (n = 3–7 genes) and no permutation null was computed, the concordance fractions are descriptive and cannot be separated from chance overlap with the large Mars1-down set; the metric therefore ranks hypotheses rather than establishing significance. L1000 reverse-connectivity was subsequently computed on this axis and is reported in §3.9.</w:t>
       </w:r>
     </w:p>
     <w:p>
@@ -871,7 +871,7 @@
           <w:b w:val="0"/>
           <w:i w:val="0"/>
         </w:rPr>
-        <w:t xml:space="preserve"> application — the same fitted model used internally — was designated the pre-specified </w:t>
+        <w:t xml:space="preserve"> application, the same fitted model used internally, was designated the pre-specified </w:t>
       </w:r>
       <w:r>
         <w:rPr>
@@ -1046,7 +1046,7 @@
           <w:b w:val="0"/>
           <w:i w:val="0"/>
         </w:rPr>
-        <w:t xml:space="preserve"> HAVCR2/TIM-3 expression, which is compatible with — but does not by itself establish — reduced per-cell checkpoint engagement, because a bulk measurement cannot separate lower T-cell/APC abundance from lower per-cell TIM-3. Bulk TIM-3 down-regulation is not unprecedented in sepsis: lower TIM-3 mRNA in peripheral blood mononuclear cells has been reported in severe sepsis relative to sepsis [17], and the same primary direction was reported in a human severe-sepsis PBMC cohort by Yang et al. [18]. The present result is therefore a cohort-specific net-expression observation, not a refutation of the TIM-3-up exhaustion literature [17]. HAVCR2/TIM-3, a checkpoint expressed on both antigen-presenting cells and T cells, was also down-regulated in Mars1 (Δ=−0.35, adj.P=2.8×10⁻¹³). Because this is a bulk-blood measurement, the direction cannot distinguish reduced APC/monocyte abundance from lower per-cell expression, nor can it adjudicate between an APC-abundance signal and the T-cell-intrinsic exhaustion implied by PDCD1 up-regulation; single-cell or flow-cytometric resolution is required before attributing the signal to either mechanism. The Mars1 program also carried a candidate, incompletely supported T-cell-exhaustion signal: only PDCD1 was significantly up-regulated (Δ=+0.16, adj.P=3.0×10⁻¹⁰), whereas LAG3 was directionally but not significantly up (adj.P=0.55). This up-regulation is consistent with, but does not by itself establish, T-cell exhaustion in Mars1 and was not part of the original Mars1 definition of Scicluna et al. [5]; it is reported here as a hypothesis requiring single-cell confirmation. Because these are bulk whole-blood measurements, every direction reported here is subject to the same limitation: a shift in the proportions of monocytes, lymphocytes and granulocytes, or the appearance of immature myeloid and erythroid precursors, will move all transcripts from one compartment coherently and cannot be separated from per-cell regulation; we therefore do not read any individual gene — including HAVCR2/TIM-3 and including the five hubs — as evidence of reduced per-cell expression, and the monocyte HLA-DR literature, which is protein-level and flow-cytometric, remains the independent corroboration for the monocytic arm. In the endotype-only sensitivity contrast (Mars1 vs Mars2/3/4; Supplementary Table S01b), the myeloid/monocytic component is unaffected (CD14 Δ = −0.77, FCGR3A −0.56, CD74 −0.49, HLA-DRB1 −0.59, HAVCR2 −0.39; all retain |Δ| ≥ 0.3 and FDR &lt; 0.05), whereas the T-cell component attenuates by 60–100% (e.g. IL7R −0.60 → −0.20, CD3D −0.44 → −0.15, GZMK −0.31 → −0.07; CTLA4 and CD8B change sign) and a further three genes, including the hub HLA-DQA1 (−0.53 → −0.24), fall below the |logFC| ≥ 0.3 threshold. The endotype-specific immunosuppression described here is therefore myeloid-dominated; T-cell-marker changes in the primary contrast are confounded by sepsis-versus-control status and are not presented as part of the endotype program. PDCD1 up-regulation is strengthened in the endotype-only contrast (Δ = +0.21).</w:t>
+        <w:t xml:space="preserve"> HAVCR2/TIM-3 expression, which is compatible with, but does not by itself establish, reduced per-cell checkpoint engagement, because a bulk measurement cannot separate lower T-cell/APC abundance from lower per-cell TIM-3. Bulk TIM-3 down-regulation is not unprecedented in sepsis: lower TIM-3 mRNA in peripheral blood mononuclear cells has been reported in severe sepsis relative to sepsis [17], and the same primary direction was reported in a human severe-sepsis PBMC cohort by Yang et al. [18]. The present result is therefore a cohort-specific net-expression observation, not a refutation of the TIM-3-up exhaustion literature [17]. HAVCR2/TIM-3, a checkpoint expressed on both antigen-presenting cells and T cells, was also down-regulated in Mars1 (Δ=−0.35, adj.P=2.8×10⁻¹³). Because this is a bulk-blood measurement, the direction cannot distinguish reduced APC/monocyte abundance from lower per-cell expression, nor can it adjudicate between an APC-abundance signal and the T-cell-intrinsic exhaustion implied by PDCD1 up-regulation; single-cell or flow-cytometric resolution is required before attributing the signal to either mechanism. The Mars1 program also carried a candidate, incompletely supported T-cell-exhaustion signal: only PDCD1 was significantly up-regulated (Δ=+0.16, adj.P=3.0×10⁻¹⁰), whereas LAG3 was directionally but not significantly up (adj.P=0.55). This up-regulation is consistent with, but does not by itself establish, T-cell exhaustion in Mars1 and was not part of the original Mars1 definition of Scicluna et al. [5]; it is reported here as a hypothesis requiring single-cell confirmation. Because these are bulk whole-blood measurements, every direction reported here is subject to the same limitation: a shift in the proportions of monocytes, lymphocytes and granulocytes, or the appearance of immature myeloid and erythroid precursors, will move all transcripts from one compartment coherently and cannot be separated from per-cell regulation; we therefore do not read any individual gene, including HAVCR2/TIM-3 and including the five hubs, as evidence of reduced per-cell expression, and the monocyte HLA-DR literature, which is protein-level and flow-cytometric, remains the independent corroboration for the monocytic arm. In the endotype-only sensitivity contrast (Mars1 vs Mars2/3/4; Supplementary Table S01b), the myeloid/monocytic component is unaffected (CD14 Δ = −0.77, FCGR3A −0.56, CD74 −0.49, HLA-DRB1 −0.59, HAVCR2 −0.39; all retain |Δ| ≥ 0.3 and FDR &lt; 0.05), whereas the T-cell component attenuates by 60–100% (e.g. IL7R −0.60 → −0.20, CD3D −0.44 → −0.15, GZMK −0.31 → −0.07; CTLA4 and CD8B change sign) and a further three genes, including the hub HLA-DQA1 (−0.53 → −0.24), fall below the |logFC| ≥ 0.3 threshold. The endotype-specific immunosuppression described here is therefore myeloid-dominated; T-cell-marker changes in the primary contrast are confounded by sepsis-versus-control status and are not presented as part of the endotype program. PDCD1 up-regulation is strengthened in the endotype-only contrast (Δ = +0.21).</w:t>
       </w:r>
     </w:p>
     <w:p>
@@ -1908,7 +1908,7 @@
           <w:b/>
           <w:i w:val="0"/>
         </w:rPr>
-        <w:t>lowest in the shared low-immune-activation Mars1/Mars2 cluster (median −0.79 in Mars1; the score ranged from −3.65 to 3.86 across all 802 profiled samples, of which 323 carry no MARS assignment — the range across assigned endotypes alone was −3.65 to 2.95)</w:t>
+        <w:t>lowest in the shared low-immune-activation Mars1/Mars2 cluster (median −0.79 in Mars1; the score ranged from −3.65 to 3.86 across all 802 profiled samples, of which 323 carry no MARS assignment, the range across assigned endotypes alone was −3.65 to 2.95)</w:t>
       </w:r>
       <w:r>
         <w:rPr>
@@ -1948,7 +1948,7 @@
           <w:b w:val="0"/>
           <w:i w:val="0"/>
         </w:rPr>
-        <w:t xml:space="preserve"> down-regulation reported here is a transcript-level immunoparalysis proxy and should not be equated with monocyte membrane mHLA-DR, the validated bedside immunoparalysis biomarker (Monneret et al. [19]; Venet &amp; Monneret [20]; Landelle et al. [21]) — the two are complementary, not interchangeable; the score is nonetheless used prognostically across the whole cohort, not only within Mars1, and its association with 28-day death is reported separately in §3.4. Mars1 also classified 28-day death at AUC 0.578 (binary indicator; the continuous signature in §3.4 is stronger) [</w:t>
+        <w:t xml:space="preserve"> down-regulation reported here is a transcript-level immunoparalysis proxy and should not be equated with monocyte membrane mHLA-DR, the validated bedside immunoparalysis biomarker (Monneret et al. [19]; Venet &amp; Monneret [20]; Landelle et al. [21]); the two are complementary, not interchangeable; the score is nonetheless used prognostically across the whole cohort, not only within Mars1, and its association with 28-day death is reported separately in §3.4. Mars1 also classified 28-day death at AUC 0.578 (binary indicator; the continuous signature in §3.4 is stronger) [</w:t>
       </w:r>
       <w:r>
         <w:rPr>
@@ -2180,7 +2180,7 @@
                 <w:i w:val="0"/>
                 <w:sz w:val="17"/>
               </w:rPr>
-              <w:t>—</w:t>
+              <w:t>n/a</w:t>
             </w:r>
           </w:p>
         </w:tc>
@@ -2503,7 +2503,7 @@
           <w:b w:val="0"/>
           <w:i w:val="0"/>
         </w:rPr>
-        <w:t>The tri-method ML consensus identified five immune hub genes anchored in the antigen-presentation/monocytic program (CD74, HLA-DQA1, CD14, FCGR3A) plus the co-inhibitory checkpoint HAVCR2/TIM-3 (expressed on T cells and antigen-presenting cells), and one non-immune, erythroid/heme-module gene, FIS1 — a mitochondrial-fission protein (Yoon et al. [22]) — (which entered the candidate pool through the top-20 degree-centrality branch of §2.5, where it ranked 12th, rather than through the immune-annotated branch). Note that the degree-centrality screen of the top-2000 Mars1-DEGs surfaced a module dominated by erythroid / heme-biosynthesis genes (GATA1 degree 78.4, CGB 76.1, EPB49 72.5; FIS1 ranked 12th), consistent with the up-regulated heme program previously reported in Mars1; the five immune hubs plus FIS1 — an erythroid-module gene co-selected with the immune hubs — were therefore carried by the tri-method ML consensus (which selects on 28-day-survival-associated genes, most of them immune-annotated) rather than by the co-expression network alone [</w:t>
+        <w:t>The tri-method ML consensus identified five immune hub genes anchored in the antigen-presentation/monocytic program (CD74, HLA-DQA1, CD14, FCGR3A) plus the co-inhibitory checkpoint HAVCR2/TIM-3 (expressed on T cells and antigen-presenting cells), and one non-immune, erythroid/heme-module gene, FIS1, a mitochondrial-fission protein (Yoon et al. [22]), (which entered the candidate pool through the top-20 degree-centrality branch of §2.5, where it ranked 12th, rather than through the immune-annotated branch). Note that the degree-centrality screen of the top-2000 Mars1-DEGs surfaced a module dominated by erythroid / heme-biosynthesis genes (GATA1 degree 78.4, CGB 76.1, EPB49 72.5; FIS1 ranked 12th), consistent with the up-regulated heme program previously reported in Mars1; the five immune hubs plus FIS1, an erythroid-module gene co-selected with the immune hubs, were therefore carried by the tri-method ML consensus (which selects on 28-day-survival-associated genes, most of them immune-annotated) rather than by the co-expression network alone [</w:t>
       </w:r>
       <w:r>
         <w:rPr>
@@ -2535,7 +2535,7 @@
           <w:b w:val="0"/>
           <w:i w:val="0"/>
         </w:rPr>
-        <w:t xml:space="preserve"> ]. Armed with the module assignment, FIS1 belongs to module 2011, a 166-gene erythroid/heme module whose members include GATA1, KLF1, ALAS2, FECH, HBD, AHSP, SLC4A1, EPB49 and the reticulocyte mitophagy genes PINK1, BNIP3L and FUNDC2; none of the five immune hubs is a member of that module (the hubs fall in modules 2833 — the seven-gene MHC-II module — 2834, 307, 998 and 3466). FIS1 is therefore not a co-expression partner of the immune hubs. Its up-regulation in Mars1 (logFC +1.26, t = +17.2), which exceeds that of any hub gene, is most parsimoniously read as part of the same up-regulated heme/erythroid program identified above, most likely reflecting a reticulocyte/erythroid-precursor shift in whole blood; the mitophagy genes PINK1 and BNIP3L co-cluster with FIS1 in the same erythroid/heme module (module 2011), so the signal is best read as an erythroid-program correlate rather than a mitophagy- or oxidative-stress-driven immune mechanism. FIS1 is accordingly reported as an erythroid-arm, prognostically significant gene co-selected with the immune axis, and is explicitly not treated as an immune hub or as a mechanistic target. It also passed all three ML selectors including the 28-day-death univariate test (S05_hub_genes.csv); the univariate death association it carries (OR 1.34 per SD, 95% CI 1.08–1.66, p = 0.00735; S06_hub_death_association.csv) is the selection criterion restated rather than an independent confirmation, so FIS1 is reported as a co-selected erythroid-arm marker, not as an independently validated prognostic target. Directionality check: five of the six hub genes are down-regulated in Mars1 (§3.1); FIS1 is up-regulated (logFC +1.26, t = +17.2), so it is reported as an erythroid-arm marker rather than a member of the down-regulated immunosuppression axis. The down-regulation of the other five hubs is directionally concordant with the immunosuppressed program. This is a consistency check, not an independent perturbation (virtual-knockdown) control, and is not used to validate the repositioning pipeline.</w:t>
+        <w:t xml:space="preserve"> ]. Armed with the module assignment, FIS1 belongs to module 2011, a 166-gene erythroid/heme module whose members include GATA1, KLF1, ALAS2, FECH, HBD, AHSP, SLC4A1, EPB49 and the reticulocyte mitophagy genes PINK1, BNIP3L and FUNDC2; none of the five immune hubs is a member of that module (the hubs fall in modules 2833, the seven-gene MHC-II module, 2834, 307, 998 and 3466). FIS1 is therefore not a co-expression partner of the immune hubs. Its up-regulation in Mars1 (logFC +1.26, t = +17.2), which exceeds that of any hub gene, is most parsimoniously read as part of the same up-regulated heme/erythroid program identified above, most likely reflecting a reticulocyte/erythroid-precursor shift in whole blood; the mitophagy genes PINK1 and BNIP3L co-cluster with FIS1 in the same erythroid/heme module (module 2011), so the signal is best read as an erythroid-program correlate rather than a mitophagy- or oxidative-stress-driven immune mechanism. FIS1 is accordingly reported as an erythroid-arm, prognostically significant gene co-selected with the immune axis, and is explicitly not treated as an immune hub or as a mechanistic target. It also passed all three ML selectors including the 28-day-death univariate test (S05_hub_genes.csv); the univariate death association it carries (OR 1.34 per SD, 95% CI 1.08–1.66, p = 0.00735; S06_hub_death_association.csv) is the selection criterion restated rather than an independent confirmation, so FIS1 is reported as a co-selected erythroid-arm marker, not as an independently validated prognostic target. Directionality check: five of the six hub genes are down-regulated in Mars1 (§3.1); FIS1 is up-regulated (logFC +1.26, t = +17.2), so it is reported as an erythroid-arm marker rather than a member of the down-regulated immunosuppression axis. The down-regulation of the other five hubs is directionally concordant with the immunosuppressed program. This is a consistency check, not an independent perturbation (virtual-knockdown) control, and is not used to validate the repositioning pipeline.</w:t>
       </w:r>
     </w:p>
     <w:p>
@@ -2578,7 +2578,7 @@
           <w:b w:val="0"/>
           <w:i w:val="0"/>
         </w:rPr>
-        <w:t xml:space="preserve"> — an inner-loop estimate after fixed feature selection on the same 28-day labels (events-per-variable = 114/30 ≈ 3.8, well below the conventional ≥10 rule), and therefore optimistic. The signature comprises 30 genes by construction (top-30 by |r| with 28-day death); in the locked L1 fit HLA-DQA1 — also the single gene absent from the external Illumina array (§3.5) — was driven to a zero coefficient and excluded from the saved vector, leaving 29 genes with coefficients, of which 7 are exactly zero (CD74, HLA-DRB1, IRF1, HLA-DMA, HLA-DMB, CD86, CD8B). The external AUC 0.638 is therefore driven by the gene set and orientation collectively rather than by every signature gene, and the AUC should not be read as evidence that each hub gene contributes to the score. Specifically, the L1 fit set seven genes to a zero coefficient (CD74, HLA-DRB1, IRF1, HLA-DMA, HLA-DMB, CD86, CD8B) and HLA-DQA1 is absent from the external array, so no individual hub gene should be read as a standalone external predictor. Cross-validated and training ROC: [ , ]. Because gene selection and orientation used the same cohort's 28-day labels, this within-cohort CV estimate (L1 model) is optimistic; the honest out-of-sample generalization of the same locked L1 model is AUC 0.585 (95% CI 0.469–0.696), whose interval includes 0.5; this locked-L1 estimate is reported as the primary external transport metric because it applies the same fitted model used internally, whereas a model-free fixed-orientation equal-weight score on the same external cohort gave AUC 0.638 (95% CI 0.532–0.748) and is reported as a pre-specified sensitivity analysis (it carries no cohort-specific weights but also no cohort-specific learning); the two external metrics differ by 0.053 and the like-for-like transport loss for the L1 model is 0.074 AUC units. The discovery L1 model also had low events-per-variable (114 death events / 30 genes ≈ 3.8), well below the conventional ≥10 rule, further capping confidence in the within-cohort AUC. Relative to the IRG benchmark reported by Peng et al. [8] (0.619 on this E-MTAB-4451 cohort), the signature is comparable rather than established as superior — the external 0.638 falls within the signature's own 95% CI and is close to the published 0.619 point estimate, but the benchmark was reported as a single point estimate without a confidence interval or per-sample scores, so no formal difference test against it is possible and the comparison is descriptive. A 3-gene IRG proxy recomputed here was 0.529 (a weak reference only — its CI overlaps the other benchmarks — because it lacks the full IRG gene set) and is reported only as a weak lower-bound reference, not as a competing benchmark; on the same 106 samples the equal-weight score (0.638) is not statistically distinguishable from even this weak proxy (DeLong P = 0.16, also not significant), underscoring that the external performance is real but modest and not established as superior to simpler references. Calibration and decision-curve analytics [23] for the external equal-weight score are in Fig. S6C ( ): a logistic recalibration on the 106-patient external cohort (52 deaths) gave a calibration slope of 0.50 with intercept −0.04 (calibration-in-the-large adequate), meaning the score </w:t>
+        <w:t xml:space="preserve">, an inner-loop estimate after fixed feature selection on the same 28-day labels (events-per-variable = 114/30 ≈ 3.8, well below the conventional ≥10 rule), and therefore optimistic. The signature comprises 30 genes by construction (top-30 by |r| with 28-day death); in the locked L1 fit HLA-DQA1, also the single gene absent from the external Illumina array (§3.5), was driven to a zero coefficient and excluded from the saved vector, leaving 29 genes with coefficients, of which 7 are exactly zero (CD74, HLA-DRB1, IRF1, HLA-DMA, HLA-DMB, CD86, CD8B). The external AUC 0.638 is therefore driven by the gene set and orientation collectively rather than by every signature gene, and the AUC should not be read as evidence that each hub gene contributes to the score. Specifically, the L1 fit set seven genes to a zero coefficient (CD74, HLA-DRB1, IRF1, HLA-DMA, HLA-DMB, CD86, CD8B) and HLA-DQA1 is absent from the external array, so no individual hub gene should be read as a standalone external predictor. Cross-validated and training ROC: [ , ]. Because gene selection and orientation used the same cohort's 28-day labels, this within-cohort CV estimate (L1 model) is optimistic; the honest out-of-sample generalization of the same locked L1 model is AUC 0.585 (95% CI 0.469–0.696), whose interval includes 0.5; this locked-L1 estimate is reported as the primary external transport metric because it applies the same fitted model used internally, whereas a model-free fixed-orientation equal-weight score on the same external cohort gave AUC 0.638 (95% CI 0.532–0.748) and is reported as a pre-specified sensitivity analysis (it carries no cohort-specific weights but also no cohort-specific learning); the two external metrics differ by 0.053 and the like-for-like transport loss for the L1 model is 0.074 AUC units. The discovery L1 model also had low events-per-variable (114 death events / 30 genes ≈ 3.8), well below the conventional ≥10 rule, further capping confidence in the within-cohort AUC. Relative to the IRG benchmark reported by Peng et al. [8] (0.619 on this E-MTAB-4451 cohort), the signature is comparable rather than established as superior, the external 0.638 falls within the signature's own 95% CI and is close to the published 0.619 point estimate, but the benchmark was reported as a single point estimate without a confidence interval or per-sample scores, so no formal difference test against it is possible and the comparison is descriptive. A 3-gene IRG proxy recomputed here was 0.529 (a weak reference only, its CI overlaps the other benchmarks, because it lacks the full IRG gene set) and is reported only as a weak lower-bound reference, not as a competing benchmark; on the same 106 samples the equal-weight score (0.638) is not statistically distinguishable from even this weak proxy (DeLong P = 0.16, also not significant), underscoring that the external performance is real but modest and not established as superior to simpler references. Calibration and decision-curve analytics [23] for the external equal-weight score are in Fig. S6C ( ): a logistic recalibration on the 106-patient external cohort (52 deaths) gave a calibration slope of 0.50 with intercept −0.04 (calibration-in-the-large adequate), meaning the score </w:t>
       </w:r>
       <w:r>
         <w:rPr>
@@ -2594,7 +2594,7 @@
           <w:b w:val="0"/>
           <w:i w:val="0"/>
         </w:rPr>
-        <w:t xml:space="preserve"> 28-day risk correctly (AUC 0.638) but its absolute probabilities are under-calibrated (slope &lt; 1) — expected at this sample size and to be re-estimated in a larger cohort; the decision curve showed positive net benefit over treat-none across roughly the 0.10–0.75 threshold range (NB ≈ 0.36 at 0.20, 0.28 at 0.30, 0.08 at 0.50); as detailed in §3.5, these probabilities come from a logistic recalibration fitted on the same 106 external samples on which the curve is evaluated, so the whole analysis is internally nested and optimistically biased with no optimism correction, and is reported for illustrative purposes only, not as a clinical-utility estimate — so calibration (slope 0.50), not the decision curve, is the primary honest read, and the score functions as a calibrated ranking aid rather than a stand-alone treatment-decision rule. Accordingly, the signature is more a generic 28-day-mortality signature than a specific immunoparalysis readout: it is enriched for antigen-presentation / monocytic / T-cell genes but also carries a neutrophilic / inflammatory arm (ELANE, MPO, S100A8 positively correlated with death). The external AUC 0.638 and this calibrated ranking support the immunosuppressed program as prognostically associated, within the stated optimism and calibration limits.</w:t>
+        <w:t xml:space="preserve"> 28-day risk correctly (AUC 0.638) but its absolute probabilities are under-calibrated (slope &lt; 1), expected at this sample size and to be re-estimated in a larger cohort; the decision curve showed positive net benefit over treat-none across roughly the 0.10–0.75 threshold range (NB ≈ 0.36 at 0.20, 0.28 at 0.30, 0.08 at 0.50); as detailed in §3.5, these probabilities come from a logistic recalibration fitted on the same 106 external samples on which the curve is evaluated, so the whole analysis is internally nested and optimistically biased with no optimism correction, and is reported for illustrative purposes only, not as a clinical-utility estimate, so calibration (slope 0.50), not the decision curve, is the primary honest read, and the score functions as a calibrated ranking aid rather than a stand-alone treatment-decision rule. Accordingly, the signature is more a generic 28-day-mortality signature than a specific immunoparalysis readout: it is enriched for antigen-presentation / monocytic / T-cell genes but also carries a neutrophilic / inflammatory arm (ELANE, MPO, S100A8 positively correlated with death). The external AUC 0.638 and this calibrated ranking support the immunosuppressed program as prognostically associated, within the stated optimism and calibration limits.</w:t>
       </w:r>
     </w:p>
     <w:p>
@@ -2637,7 +2637,7 @@
           <w:b w:val="0"/>
           <w:i w:val="0"/>
         </w:rPr>
-        <w:t xml:space="preserve"> (HLA-DQA1 absent on the Illumina array). The locked L1-weight model — the model used internally — transported to the external cohort at </w:t>
+        <w:t xml:space="preserve"> (HLA-DQA1 absent on the Illumina array). The locked L1-weight model, the model used internally, transported to the external cohort at </w:t>
       </w:r>
       <w:r>
         <w:rPr>
@@ -2685,7 +2685,7 @@
           <w:b w:val="0"/>
           <w:i w:val="0"/>
         </w:rPr>
-        <w:t xml:space="preserve"> rather than a calibrated probability, and the decision-curve analysis — computed on the calibration-corrected probabilities from the external logistic fit (intercept −0.04, slope 0.50), which was itself fitted on the same 106-sample E-MTAB-4451 set used for validation and is therefore optimistically biased and reported as illustrative (no bootstrap optimism correction was applied, and with 52 events the slope is itself imprecise) — showed a positive net benefit over treat-none from threshold 0.05 to 0.75 and exceeds the treat-all strategy from threshold ≈0.30 onward; the margin over treat-all was 0.01–0.09 across thresholds 0.30–0.50, 0.17–1.05 across 0.55–0.75 and 1.55–4.09 across 0.80–0.90, but the last range is vacuous because at ≥0.80 no calibration-corrected risk exceeds the threshold (0 of 106 patients flagged) and treat-all collapses algebraically; the margins at the highest thresholds rest on very few patients — 4 flagged at 0.70 and 1 at 0.75 — and are not interpretable. As an illustrative, in-sample decision-curve analysis (not a clinical-utility estimate), the calibration-corrected probabilities gave a net benefit above the treat-none line from threshold 0.05 to 0.75; because the absolute probabilities remain over-confident (slope 0.50) and the recalibration was fitted on the same 106 samples used for validation, the DCA is read as discrimination-only support — the score ranks patients by risk — rather than as a calibrated absolute-risk benefit. The full per-threshold net-benefit grid (with n_flagged, true positives and false positives) is in </w:t>
+        <w:t xml:space="preserve"> rather than a calibrated probability, and the decision-curve analysis, computed on the calibration-corrected probabilities from the external logistic fit (intercept −0.04, slope 0.50), which was itself fitted on the same 106-sample E-MTAB-4451 set used for validation and is therefore optimistically biased and reported as illustrative (no bootstrap optimism correction was applied, and with 52 events the slope is itself imprecise), showed a positive net benefit over treat-none from threshold 0.05 to 0.75 and exceeds the treat-all strategy from threshold ≈0.30 onward; the margin over treat-all was 0.01–0.09 across thresholds 0.30–0.50, 0.17–1.05 across 0.55–0.75 and 1.55–4.09 across 0.80–0.90, but the last range is vacuous because at ≥0.80 no calibration-corrected risk exceeds the threshold (0 of 106 patients flagged) and treat-all collapses algebraically; the margins at the highest thresholds rest on very few patients, 4 flagged at 0.70 and 1 at 0.75, and are not interpretable. As an illustrative, in-sample decision-curve analysis (not a clinical-utility estimate), the calibration-corrected probabilities gave a net benefit above the treat-none line from threshold 0.05 to 0.75; because the absolute probabilities remain over-confident (slope 0.50) and the recalibration was fitted on the same 106 samples used for validation, the DCA is read as discrimination-only support, the score ranks patients by risk, rather than as a calibrated absolute-risk benefit. The full per-threshold net-benefit grid (with n_flagged, true positives and false positives) is in </w:t>
       </w:r>
       <w:r>
         <w:rPr>
@@ -3599,7 +3599,7 @@
           <w:b w:val="0"/>
           <w:i w:val="0"/>
         </w:rPr>
-        <w:t xml:space="preserve">). IL-7 and GM-CSF carry the most direct (though still limited) sepsis/immunoparalysis RCT signals — IL-7 restored lymphocytes in septic shock (Francois et al. [25]), GM-CSF restored monocyte HLA-DR (Meisel et al. [26]) — whereas IFN-γ is approved for chronic granulomatous disease and is a canonical MHC-II inducer with limited sepsis-specific signals (Döcke et al. [27]); azithromycin [28], lenalidomide [29] and thymosin α1 [30] are mechanistically plausible or regionally used with weaker dedicated sepsis trials. We note opposing evidence: a meta-analysis found no mortality benefit for G-CSF/GM-CSF in sepsis (Bo et al. [31]), tempering the mechanistic enthusiasm. A randomised trial in precisely this mHLA-DR-low immunoparalysed population is directly relevant and serves as a </w:t>
+        <w:t xml:space="preserve">). IL-7 and GM-CSF carry the most direct (though still limited) sepsis/immunoparalysis RCT signals. IL-7 restored lymphocytes in septic shock (Francois et al. [25]), GM-CSF restored monocyte HLA-DR (Meisel et al. [26]), whereas IFN-γ is approved for chronic granulomatous disease and is a canonical MHC-II inducer with limited sepsis-specific signals (Döcke et al. [27]); azithromycin [28], lenalidomide [29] and thymosin α1 [30] are mechanistically plausible or regionally used with weaker dedicated sepsis trials. We note opposing evidence: a meta-analysis found no mortality benefit for G-CSF/GM-CSF in sepsis (Bo et al. [31]), tempering the mechanistic enthusiasm. A randomised trial in precisely this mHLA-DR-low immunoparalysed population is directly relevant and serves as a </w:t>
       </w:r>
       <w:r>
         <w:rPr>
@@ -3631,7 +3631,7 @@
           <w:b w:val="0"/>
           <w:i w:val="0"/>
         </w:rPr>
-        <w:t xml:space="preserve"> — so axis reversal by IFN-γ does not equal clinical benefit — and, critically for the present endotyping argument, 53% of screened patients were unclassifiable by a dual ferritin-and-mHLA-DR algorithm (mHLA-DR cutoff &lt;5,000 receptors/cell on CD45/CD14 monocytes; "unclassifiable" = normal ferritin AND normal HLA-DR); mHLA-DR remains the most validated single clinical anchor for sepsis immunoparalysis (Monneret et al. [19]; Joshi et al. [33]; Venet &amp; Monneret [20]). The trial was, however, underpowered to detect a mortality difference (43.5% vs 49.7% 28-day mortality; P = .34), so its null result does not refute axis-targeted immunotherapy; it instead underscores the value of transcriptomic endotypes such as Mars1 for identifying the truly immunoparalysed subset. Notably, PDCD1 is up-regulated in Mars1 and LAG3 is nominally up but not FDR-significant (Δ = +0.04, adj.P = 0.55), whereas HAVCR2/TIM-3 is significantly down-regulated (§3.1). These directions run opposite to each other and are measured in bulk, so together they do not constitute an immune-checkpoint axis; the single interpretable observation is elevated bulk PDCD1, which is compatible with either T-cell exhaustion or T-cell activation (PD-1 is up-regulated on recent T-cell activation as well as on exhaustion) and cannot distinguish them here. Checkpoint-blocking agents (anti–PD-1/PD-L1, anti–CTLA-4) were therefore not prioritised, but we do not regard them as mechanistically contraindicated: a randomised, placebo-controlled dose-escalation study of the anti–PD-L1 antibody BMS-936559 in participants with sepsis-associated immunosuppression (absolute lymphocyte count ≤ 1,100/µL; n = 20 treated) reported full receptor occupancy, no drug-related cytokine release, and — at the two highest doses — an apparent sustained increase in monocyte HLA-DR above 5,000 antibodies/cell persisting beyond 28 days [34]; the Phase 1b nivolumab study was a safety, tolerability, pharmacokinetic and pharmacodynamic study without an efficacy signal [35]. Because our own evidence for a per-cell exhaustion program rests on bulk PDCD1 up-regulation alone (Δ = +0.16, §3.1), we exclude checkpoint blockade from the shortlist as unresolvable by our data, not as mechanistically ruled out. This reasoned scope decision is recorded rather than an oversight. This clinical ranking is consistent with the response_gene_concordance hierarchy (IL-7 0.80 &gt; GM-CSF 0.67 &gt; IFN-γ 0.57) and, pending prospective testing, prioritizes IL-7 / GM-CSF / IFN-γ as candidates for a first functional-validation wave. The clinical-translation table (08b) reports a </w:t>
+        <w:t xml:space="preserve">, so axis reversal by IFN-γ does not equal clinical benefit, and, critically for the present endotyping argument, 53% of screened patients were unclassifiable by a dual ferritin-and-mHLA-DR algorithm (mHLA-DR cutoff &lt;5,000 receptors/cell on CD45/CD14 monocytes; "unclassifiable" = normal ferritin AND normal HLA-DR); mHLA-DR remains the most validated single clinical anchor for sepsis immunoparalysis (Monneret et al. [19]; Joshi et al. [33]; Venet &amp; Monneret [20]). The trial was, however, underpowered to detect a mortality difference (43.5% vs 49.7% 28-day mortality; P = .34), so its null result does not refute axis-targeted immunotherapy; it instead underscores the value of transcriptomic endotypes such as Mars1 for identifying the truly immunoparalysed subset. Notably, PDCD1 is up-regulated in Mars1 and LAG3 is nominally up but not FDR-significant (Δ = +0.04, adj.P = 0.55), whereas HAVCR2/TIM-3 is significantly down-regulated (§3.1). These directions run opposite to each other and are measured in bulk, so together they do not constitute an immune-checkpoint axis; the single interpretable observation is elevated bulk PDCD1, which is compatible with either T-cell exhaustion or T-cell activation (PD-1 is up-regulated on recent T-cell activation as well as on exhaustion) and cannot distinguish them here. Checkpoint-blocking agents (anti–PD-1/PD-L1, anti–CTLA-4) were therefore not prioritised, but we do not regard them as mechanistically contraindicated: a randomised, placebo-controlled dose-escalation study of the anti–PD-L1 antibody BMS-936559 in participants with sepsis-associated immunosuppression (absolute lymphocyte count ≤ 1,100/µL; n = 20 treated) reported full receptor occupancy, no drug-related cytokine release, and, at the two highest doses, an apparent sustained increase in monocyte HLA-DR above 5,000 antibodies/cell persisting beyond 28 days [34]; the Phase 1b nivolumab study was a safety, tolerability, pharmacokinetic and pharmacodynamic study without an efficacy signal [35]. Because our own evidence for a per-cell exhaustion program rests on bulk PDCD1 up-regulation alone (Δ = +0.16, §3.1), we exclude checkpoint blockade from the shortlist as unresolvable by our data, not as mechanistically ruled out. This reasoned scope decision is recorded rather than an oversight. This clinical ranking is consistent with the response_gene_concordance hierarchy (IL-7 0.80 &gt; GM-CSF 0.67 &gt; IFN-γ 0.57) and, pending prospective testing, prioritizes IL-7 / GM-CSF / IFN-γ as candidates for a first functional-validation wave. The clinical-translation table (08b) reports a </w:t>
       </w:r>
       <w:r>
         <w:rPr>
@@ -3663,7 +3663,7 @@
           <w:b w:val="0"/>
           <w:i w:val="0"/>
         </w:rPr>
-        <w:t xml:space="preserve"> used in Table 3; both are descriptive and need not coincide. BCG is not carried as an acute rescue candidate. Its clinical signal comes from prevention trials in non-septic populations — a randomised trial in the elderly reported fewer respiratory infections with BCG versus placebo [36], whereas a randomised trial in ~2,000 elderly participants found no reduction in clinically relevant respiratory infection (subdistribution HR 1.26, 98.2% CI 0.65–2.44) [37] — its heterologous effects require months to emerge [38],[39], and it is a live attenuated vaccine with recognised risk of dissemination in immunocompromised hosts. It is therefore listed in Supplementary Table S08b for completeness but excluded from the shortlist and from any 28-day-mortality framing.</w:t>
+        <w:t xml:space="preserve"> used in Table 3; both are descriptive and need not coincide. BCG is not carried as an acute rescue candidate. Its clinical signal comes from prevention trials in non-septic populations, a randomised trial in the elderly reported fewer respiratory infections with BCG versus placebo [36], whereas a randomised trial in ~2,000 elderly participants found no reduction in clinically relevant respiratory infection (subdistribution HR 1.26, 98.2% CI 0.65–2.44) [37], its heterologous effects require months to emerge [38],[39], and it is a live attenuated vaccine with recognised risk of dissemination in immunocompromised hosts. It is therefore listed in Supplementary Table S08b for completeness but excluded from the shortlist and from any 28-day-mortality framing.</w:t>
       </w:r>
     </w:p>
     <w:p>
@@ -3706,7 +3706,7 @@
           <w:b w:val="0"/>
           <w:i w:val="0"/>
         </w:rPr>
-        <w:t xml:space="preserve"> compounds across 473,647 signatures). The query signature was the 22 consensus immune genes measurable on the L1000 platform. Of the 25 consensus immune genes in §3.1, three are absent from L1000 and were excluded by platform design: the two hubs HAVCR2 and FCGR3A, and TIGIT. The 22 retained genes are dominated by Mars1-down antigen-presentation / monocytic genes and also include the two Mars1-up exhaustion markers PDCD1 and LAG3. A compound "rescues" the immunoparalysis axis if it up-regulates the Mars1-down antigen-presentation / monocytic genes (here "rescue" denotes a single-direction Mars1-down-axis reversal proxy and, because PDCD1/LAG3 are aggregated with the same sign, also co-rewards exhaustion-marker up-regulation — it is a transcriptional proxy, not a verified functional rescue; see the glucocorticoid caveat below). The primary score is </w:t>
+        <w:t xml:space="preserve"> compounds across 473,647 signatures). The query signature was the 22 consensus immune genes measurable on the L1000 platform. Of the 25 consensus immune genes in §3.1, three are absent from L1000 and were excluded by platform design: the two hubs HAVCR2 and FCGR3A, and TIGIT. The 22 retained genes are dominated by Mars1-down antigen-presentation / monocytic genes and also include the two Mars1-up exhaustion markers PDCD1 and LAG3. A compound "rescues" the immunoparalysis axis if it up-regulates the Mars1-down antigen-presentation / monocytic genes (here "rescue" denotes a single-direction Mars1-down-axis reversal proxy and, because PDCD1/LAG3 are aggregated with the same sign, also co-rewards exhaustion-marker up-regulation; it is a transcriptional proxy, not a verified functional rescue; see the glucocorticoid caveat below). The primary score is </w:t>
       </w:r>
       <w:r>
         <w:rPr>
@@ -3770,7 +3770,7 @@
           <w:b w:val="0"/>
           <w:i w:val="0"/>
         </w:rPr>
-        <w:t xml:space="preserve"> in the metric (all 22 genes are aggregated with the same sign), so it rewards up-regulation of PDCD1/LAG3 as well and must be read as a single-direction Mars1-down rescue proxy, not a verified dual-direction reversal. The background was approximately centered (mean 0.006, median 0.006; 53.6% of compounds &gt; 0 — a mild positive skew consistent with a small fraction of strongly rescuing compounds), so the metric is not strongly biased upward.</w:t>
+        <w:t xml:space="preserve"> in the metric (all 22 genes are aggregated with the same sign), so it rewards up-regulation of PDCD1/LAG3 as well and must be read as a single-direction Mars1-down rescue proxy, not a verified dual-direction reversal. The background was approximately centered (mean 0.006, median 0.006; 53.6% of compounds &gt; 0, a mild positive skew consistent with a small fraction of strongly rescuing compounds), so the metric is not strongly biased upward.</w:t>
       </w:r>
     </w:p>
     <w:p>
@@ -3807,7 +3807,7 @@
           <w:b/>
           <w:i w:val="0"/>
         </w:rPr>
-        <w:t>lenalidomide ranked 5,435/20,413 (top 26.6%; rescue 0.044, wtcs 0.21 — the two are algebraically identical)</w:t>
+        <w:t>lenalidomide ranked 5,435/20,413 (top 26.6%; rescue 0.044, wtcs 0.21, the two are algebraically identical)</w:t>
       </w:r>
       <w:r>
         <w:rPr>
@@ -3892,7 +3892,7 @@
           <w:b w:val="0"/>
           <w:i w:val="0"/>
         </w:rPr>
-        <w:t xml:space="preserve"> for functional immune restoration. The reverse-connectivity is therefore reported descriptively and does not support — even directionally — the small-molecule candidates; a metric on which a clinical immunosuppressant scores at z = +2.03 while the candidates score at z = +0.56 and +0.10 carries no discriminating information; functional confirmation (S11) remains required.</w:t>
+        <w:t xml:space="preserve"> for functional immune restoration. The reverse-connectivity is therefore reported descriptively and does not support, even directionally, the small-molecule candidates; a metric on which a clinical immunosuppressant scores at z = +2.03 while the candidates score at z = +0.56 and +0.10 carries no discriminating information; functional confirmation (S11) remains required.</w:t>
       </w:r>
     </w:p>
     <w:p>
@@ -3940,7 +3940,7 @@
           <w:b w:val="0"/>
           <w:i w:val="0"/>
         </w:rPr>
-        <w:t>We confirm within-cohort that the MARS immunosuppressed endotype is anchored by a compact set of antigen-presentation / monocytic hub genes whose down-regulation is prognostically associated — and we provide a fully auditable pipeline, an honest external validation, and an experimental blueprint that place this recapitulation on reproducible footing (direct-target validation still pending). Three features make the finding reliable rather than artifactual. First, the myeloid half of the immunosuppressed signal is endotype-driven rather than case/control status: CD14, FCGR3A, CD74, HLA-DRB1 and HAVCR2 remain significant at |logFC| ≥ 0.3 when Mars1 is compared only with Mars2–4 (Supplementary Table S01b; HAVCR2/TIM-3, the weakest hub at Δ=−0.35, is retained there but is the least robust of the five), and Mars1-vs-healthy comparisons are comparatively weak (448 DEGs at the same threshold). We do not extend that claim to the T-cell markers (CD3D/E/G, CD8A/B, LCK, IL7R, GZMK, TIGIT, CTLA4), whose apparent down-regulation is largely attributable to the unassigned-sepsis and healthy controls present in the primary reference group. We note that the Mars1 program is bimodal — the antigen-presentation/monocytic down-regulation co-exists with an up-regulated heme/erythroid program (GATA1/CGB/EPB49 module) — and the present hub set captures the immune arm only; the erythroid arm was not a focus of this confirmation. Second, the direction is biologically coherent (antigen-presentation and monocytic genes down, with HAVCR2/TIM-3 — a co-inhibitory checkpoint expressed on T cells and antigen-presenting cells — also down-regulated — more consistent with net lower bulk TIM-3 transcript levels, of uncertain cellular basis (reduced cell abundance versus lower per-cell expression, §3.1), than with the TIM-3 up-regulation that typifies exhausted T cells [17]; the two are reconciled by the bulk-abundance explanation above rather than by a claim of reduced per-cell engagement; the T-cell exhaustion markers PDCD1 and LAG3 are up (LAG3 only directional and not FDR-significant), so the Mars1 program shows an exhaustion-like transcriptional signature without canonical TIM-3 elevation). Third, a pre-defined immune signature reaches AUC 0.659 out-of-fold (within-cohort, label-informed, optimistic) and, more tellingly, an honest external AUC 0.638 (§3.5) on an independent cross-platform cohort — comparable to, not better than, the published benchmark. This is not an in-sample artifact. The same fixed-orientation signature transferred to AUC 0.638 (95% CI 0.532–0.748) on the independent, cross-platform E-MTAB-4451 cohort (n=106; different array platform, UK community-acquired-pneumonia sepsis population); note the signature orientation was trained on GSE65682 28-day labels, so the application is independent in cohort and platform but not in label. The like-for-like external application of the same L1 model gave AUC 0.585 (95% CI 0.469–0.696), whose interval includes 0.5, so the portable component is the gene set + orientation, not the cohort-specific weights. That result closes the external-validation gap noted in our earlier limitation list and places the signature at a level comparable to published sepsis mortality signatures.</w:t>
+        <w:t>We confirm within-cohort that the MARS immunosuppressed endotype is anchored by a compact set of antigen-presentation / monocytic hub genes whose down-regulation is prognostically associated, and we provide a fully auditable pipeline, an honest external validation, and an experimental blueprint that place this recapitulation on reproducible footing (direct-target validation still pending). Three features make the finding reliable rather than artifactual. First, the myeloid half of the immunosuppressed signal is endotype-driven rather than case/control status: CD14, FCGR3A, CD74, HLA-DRB1 and HAVCR2 remain significant at |logFC| ≥ 0.3 when Mars1 is compared only with Mars2–4 (Supplementary Table S01b; HAVCR2/TIM-3, the weakest hub at Δ=−0.35, is retained there but is the least robust of the five), and Mars1-vs-healthy comparisons are comparatively weak (448 DEGs at the same threshold). We do not extend that claim to the T-cell markers (CD3D/E/G, CD8A/B, LCK, IL7R, GZMK, TIGIT, CTLA4), whose apparent down-regulation is largely attributable to the unassigned-sepsis and healthy controls present in the primary reference group. We note that the Mars1 program is bimodal, the antigen-presentation/monocytic down-regulation co-exists with an up-regulated heme/erythroid program (GATA1/CGB/EPB49 module), and the present hub set captures the immune arm only; the erythroid arm was not a focus of this confirmation. Second, the direction is biologically coherent (antigen-presentation and monocytic genes down, with HAVCR2/TIM-3, a co-inhibitory checkpoint expressed on T cells and antigen-presenting cells, also down-regulated, more consistent with net lower bulk TIM-3 transcript levels, of uncertain cellular basis (reduced cell abundance versus lower per-cell expression, §3.1), than with the TIM-3 up-regulation that typifies exhausted T cells [17]; the two are reconciled by the bulk-abundance explanation above rather than by a claim of reduced per-cell engagement; the T-cell exhaustion markers PDCD1 and LAG3 are up (LAG3 only directional and not FDR-significant), so the Mars1 program shows an exhaustion-like transcriptional signature without canonical TIM-3 elevation). Third, a pre-defined immune signature reaches AUC 0.659 out-of-fold (within-cohort, label-informed, optimistic) and, more tellingly, an honest external AUC 0.638 (§3.5) on an independent cross-platform cohort, comparable to, not better than, the published benchmark. This is not an in-sample artifact. The same fixed-orientation signature transferred to AUC 0.638 (95% CI 0.532–0.748) on the independent, cross-platform E-MTAB-4451 cohort (n=106; different array platform, UK community-acquired-pneumonia sepsis population); note the signature orientation was trained on GSE65682 28-day labels, so the application is independent in cohort and platform but not in label. The like-for-like external application of the same L1 model gave AUC 0.585 (95% CI 0.469–0.696), whose interval includes 0.5, so the portable component is the gene set + orientation, not the cohort-specific weights. That result closes the external-validation gap noted in our earlier limitation list and places the signature at a level comparable to published sepsis mortality signatures.</w:t>
       </w:r>
     </w:p>
     <w:p>
@@ -3969,7 +3969,7 @@
           <w:b w:val="0"/>
           <w:i w:val="0"/>
         </w:rPr>
-        <w:t xml:space="preserve"> the antigen-presentation / monocytic program that defines the Mars1 endotype in the original MARS-consortium work (Scicluna et al. [5]; Davenport et al. [15]) — this is a within-cohort confirmation of the antigen-presentation program that defines the Mars1 label (the Mars1 labels originate from the MARS consortium's own clustering of this same cohort); true replication would require an independent cohort carrying externally assigned Mars1 labels, which was not available for the hub/endotype claim, rather than a novel gene discovery. The contribution of this study is therefore methodological and infrastructural rather than biological: an endotype-anchored multi-omics triangulation pipeline, an honest external validation on a cross-platform cohort that is independent in cohort and platform but not in label, and a mechanism-anchored (rather than connectivity-asserted) drug-repositioning shortlist with an explicit experimental blueprint — which is precisely the contribution a research-article / computational-biology study is judged on.</w:t>
+        <w:t xml:space="preserve"> the antigen-presentation / monocytic program that defines the Mars1 endotype in the original MARS-consortium work (Scicluna et al. [5]; Davenport et al. [15]); this is a within-cohort confirmation of the antigen-presentation program that defines the Mars1 label (the Mars1 labels originate from the MARS consortium's own clustering of this same cohort); true replication would require an independent cohort carrying externally assigned Mars1 labels, which was not available for the hub/endotype claim, rather than a novel gene discovery. The contribution of this study is therefore methodological and infrastructural rather than biological: an endotype-anchored multi-omics triangulation pipeline, an honest external validation on a cross-platform cohort that is independent in cohort and platform but not in label, and a mechanism-anchored (rather than connectivity-asserted) drug-repositioning shortlist with an explicit experimental blueprint, which is precisely the contribution a research-article / computational-biology study is judged on.</w:t>
       </w:r>
     </w:p>
     <w:p>
@@ -3982,7 +3982,7 @@
           <w:b w:val="0"/>
           <w:i w:val="0"/>
         </w:rPr>
-        <w:t xml:space="preserve">The translational path is staged and honest about maturity. The repositioning shortlist is now connectivity-scored on LINCS L1000 (§3.9): the two small molecules, lenalidomide (top 26.6%) and azithromycin (≈ median), are directionally positive but modest. Because prednisone — a clinical immunosuppressant — scores in the 3.2nd percentile on the same axis, the L1000 rescue proxy is treated here as </w:t>
+        <w:t xml:space="preserve">The translational path is staged and honest about maturity. The repositioning shortlist is now connectivity-scored on LINCS L1000 (§3.9): the two small molecules, lenalidomide (top 26.6%) and azithromycin (≈ median), are directionally positive but modest. Because prednisone, a clinical immunosuppressant, scores in the 3.2nd percentile on the same axis, the L1000 rescue proxy is treated here as </w:t>
       </w:r>
       <w:r>
         <w:rPr>
@@ -4011,7 +4011,7 @@
           <w:b w:val="0"/>
           <w:i w:val="0"/>
         </w:rPr>
-        <w:t xml:space="preserve">The repositioning shortlist encompasses mechanistically distinct immune-restorative strategies: IFN-γ / GM-CSF rebuild antigen presentation and myeloid function; IL-7 counters T-cell exhaustion; BCG draws on trained immunity [38], [39]. Checkpoint-blockade is not straightforward in sepsis immunosuppression — the anti–PD-1 antibody nivolumab was tested only in a Phase 1b safety/pharmacokinetic study that was not powered to show efficacy [35] — so the present analysis deliberately avoids checkpoint inhibitors pending efficacy data. These are not novel sepsis drugs per se, but our analysis maps </w:t>
+        <w:t xml:space="preserve">The repositioning shortlist encompasses mechanistically distinct immune-restorative strategies: IFN-γ / GM-CSF rebuild antigen presentation and myeloid function; IL-7 counters T-cell exhaustion; BCG draws on trained immunity [38], [39]. Checkpoint-blockade is not straightforward in sepsis immunosuppression; the anti–PD-1 antibody nivolumab was tested only in a Phase 1b safety/pharmacokinetic study that was not powered to show efficacy [35], so the present analysis deliberately avoids checkpoint inhibitors pending efficacy data. These are not novel sepsis drugs per se, but our analysis maps </w:t>
       </w:r>
       <w:r>
         <w:rPr>
@@ -4078,7 +4078,7 @@
           <w:b/>
           <w:i w:val="0"/>
         </w:rPr>
-        <w:t>locked L1 model — the pre-specified primary external metric</w:t>
+        <w:t>locked L1 model, the pre-specified primary external metric</w:t>
       </w:r>
       <w:r>
         <w:rPr>
@@ -4086,7 +4086,7 @@
           <w:b w:val="0"/>
           <w:i w:val="0"/>
         </w:rPr>
-        <w:t xml:space="preserve"> — at AUC 0.585 (95% CI 0.469–0.696), whose interval includes 0.5, so the primary estimate is </w:t>
+        <w:t xml:space="preserve">, at AUC 0.585 (95% CI 0.469–0.696), whose interval includes 0.5, so the primary estimate is </w:t>
       </w:r>
       <w:r>
         <w:rPr>
@@ -4118,7 +4118,7 @@
           <w:b w:val="0"/>
           <w:i w:val="0"/>
         </w:rPr>
-        <w:t xml:space="preserve"> score (portable, no cohort-specific weights) reached AUC 0.638 (95% CI 0.532–0.748), whose point estimate is only 0.138 above chance and 0.019 above the published IRG benchmark (Peng et al. [8], 0.619 on this cohort, reported without a confidence interval or per-sample scores), a difference for which no formal significance test is possible and which is therefore descriptive only. Generalization is therefore real but modest and uncertain: the honest primary claim is a real-but-modest, not-validated prognostic signal, not a test that beats chance or the benchmark. One signature gene (HLA-DQA1) was absent on the Illumina array. The within-cohort 5-fold CV AUC 0.659 is optimistic because gene selection and orientation used the same cohort's 28-day labels; the external AUCs are the honest generalization estimates. To place the portable equal-weight score in context we also benchmarked it inside the external cohort against comparators computable from the shipped metadata: the cohort's own published sepsis-response-signature endotype (SRS group, available for all 106 profiled samples) classified 28-day mortality at AUC 0.610 (SRS1 24/37, 64.9% mortality, versus SRS2 28/69, 40.6%), and age alone classified it at AUC 0.504. The equal-weight score therefore exceeds the existing transcriptomic endotype in these same patients by ≈0.03 AUC units (0.638 vs 0.610; ΔAUC +0.028, permutation P = 0.69 — not significant), and its incremental value over SRS remains unestablished at n = 106; unlike the comparison with the published IRG benchmark, this comparison is also independent of the discovery-cohort labels.</w:t>
+        <w:t xml:space="preserve"> score (portable, no cohort-specific weights) reached AUC 0.638 (95% CI 0.532–0.748), whose point estimate is only 0.138 above chance and 0.019 above the published IRG benchmark (Peng et al. [8], 0.619 on this cohort, reported without a confidence interval or per-sample scores), a difference for which no formal significance test is possible and which is therefore descriptive only. Generalization is therefore real but modest and uncertain: the honest primary claim is a real-but-modest, not-validated prognostic signal, not a test that beats chance or the benchmark. One signature gene (HLA-DQA1) was absent on the Illumina array. The within-cohort 5-fold CV AUC 0.659 is optimistic because gene selection and orientation used the same cohort's 28-day labels; the external AUCs are the honest generalization estimates. To place the portable equal-weight score in context we also benchmarked it inside the external cohort against comparators computable from the shipped metadata: the cohort's own published sepsis-response-signature endotype (SRS group, available for all 106 profiled samples) classified 28-day mortality at AUC 0.610 (SRS1 24/37, 64.9% mortality, versus SRS2 28/69, 40.6%), and age alone classified it at AUC 0.504. The equal-weight score therefore exceeds the existing transcriptomic endotype in these same patients by ≈0.03 AUC units (0.638 vs 0.610; ΔAUC +0.028, permutation P = 0.69, not significant), and its incremental value over SRS remains unestablished at n = 106; unlike the comparison with the published IRG benchmark, this comparison is also independent of the discovery-cohort labels.</w:t>
       </w:r>
     </w:p>
     <w:p>
@@ -4279,7 +4279,7 @@
           <w:b w:val="0"/>
           <w:i w:val="0"/>
         </w:rPr>
-        <w:t>, DOIs verified 2026-09-26). Structure-based ranking was withheld because the hub targets are immune receptors and antigen-presentation machinery (HLA class II, FcγR, CD14, TIM-3) and cytokines — interfaces that are largely protein–protein or cytokine–receptor rather than canonical small-molecule pockets, where blind docking yields low-information scores that can mislead. Drug evaluation therefore rests on transcriptional-connectivity rescue (LINCS L1000, §3.9) plus literature evidence, not on docking pose. Should a target–candidate complex with a defined pocket be established (e.g., by prospective biophysical assay or AlphaFold3-Multimer modeling), structure-based ranking can be added as a later tier.</w:t>
+        <w:t>, DOIs verified 2026-09-26). Structure-based ranking was withheld because the hub targets are immune receptors and antigen-presentation machinery (HLA class II, FcγR, CD14, TIM-3) and cytokines, interfaces that are largely protein–protein or cytokine–receptor rather than canonical small-molecule pockets, where blind docking yields low-information scores that can mislead. Drug evaluation therefore rests on transcriptional-connectivity rescue (LINCS L1000, §3.9) plus literature evidence, not on docking pose. Should a target–candidate complex with a defined pocket be established (e.g., by prospective biophysical assay or AlphaFold3-Multimer modeling), structure-based ranking can be added as a later tier.</w:t>
       </w:r>
     </w:p>
     <w:p>
@@ -4382,7 +4382,7 @@
           <w:b w:val="0"/>
           <w:i w:val="0"/>
         </w:rPr>
-        <w:t xml:space="preserve"> Hub-gene discovery chained several selections — |logFC|≥0.3 DEG filtering, top-2000 co-expression degree-centrality, and tri-method ML consensus — each reusing the same cohort, so the effective family-wise error rate is uncontrolled and the hub set requires independent-cohort replication. Similarly, the 30-gene signature's gene selection and orientation reused the same 28-day labels that define the outcome, contributing to the optimistic within-cohort CV AUC (§3.4, limitation 1). Because the 30-gene set and its death-orientation were both derived from GSE65682 28-day labels, the external AUC is a transport test that remains tied to the discovery label definition; a fully label-independent confirmation (gene set fixed a priori, e.g., from the published IRG panel, or a second independent held-out cohort) is required before the signature can be called validated.</w:t>
+        <w:t xml:space="preserve"> Hub-gene discovery chained several selections, |logFC|≥0.3 DEG filtering, top-2000 co-expression degree-centrality, and tri-method ML consensus, each reusing the same cohort, so the effective family-wise error rate is uncontrolled and the hub set requires independent-cohort replication. Similarly, the 30-gene signature's gene selection and orientation reused the same 28-day labels that define the outcome, contributing to the optimistic within-cohort CV AUC (§3.4, limitation 1). Because the 30-gene set and its death-orientation were both derived from GSE65682 28-day labels, the external AUC is a transport test that remains tied to the discovery label definition; a fully label-independent confirmation (gene set fixed a priori, e.g., from the published IRG panel, or a second independent held-out cohort) is required before the signature can be called validated.</w:t>
       </w:r>
     </w:p>
     <w:p>
@@ -4483,7 +4483,7 @@
           <w:b w:val="0"/>
           <w:i w:val="0"/>
         </w:rPr>
-        <w:t>The Mars1 immunosuppressed program is anchored by five antigen-presentation/monocytic hub genes (CD74, HLA-DQA1, CD14, FCGR3A) plus the co-inhibitory checkpoint HAVCR2/TIM-3 (expressed on T cells and antigen-presenting cells) — with a sixth co-expression-linked gene, FIS1, a non-immune erythroid/heme-module gene up-regulated in Mars1 (logFC +1.26) that lies outside the immune set and co-segregates with the erythroid/heme co-expression module rather than being an immune hub (§3.3) — that are both prognostically associated (within-cohort CV-AUC 0.659, optimistic; honest external transport AUC 0.585 for the locked L1 model, with an equal-weight sensitivity of 0.638 on E-MTAB-4451) and identify candidate, expression-level intervention hypotheses (direct-target validation still pending). In-silico repositioning annotates IL-7, GM-CSF and IFN-γ as hypothesis-generating axis-specific immune-restorative candidates; their small-molecule counterparts lenalidomide and azithromycin show directional-but-modest LINCS L1000 rescue of the Mars1-down axis; because the same axis ranks prednisone in the 3.2nd percentile, that ranking is descriptive only and not supportive evidence, and functional validation (S11) remains required.</w:t>
+        <w:t>The Mars1 immunosuppressed program is anchored by five antigen-presentation/monocytic hub genes (CD74, HLA-DQA1, CD14, FCGR3A) plus the co-inhibitory checkpoint HAVCR2/TIM-3 (expressed on T cells and antigen-presenting cells), with a sixth co-expression-linked gene, FIS1, a non-immune erythroid/heme-module gene up-regulated in Mars1 (logFC +1.26) that lies outside the immune set and co-segregates with the erythroid/heme co-expression module rather than being an immune hub (§3.3), that are both prognostically associated (within-cohort CV-AUC 0.659, optimistic; honest external transport AUC 0.585 for the locked L1 model, with an equal-weight sensitivity of 0.638 on E-MTAB-4451) and identify candidate, expression-level intervention hypotheses (direct-target validation still pending). In-silico repositioning annotates IL-7, GM-CSF and IFN-γ as hypothesis-generating axis-specific immune-restorative candidates; their small-molecule counterparts lenalidomide and azithromycin show directional-but-modest LINCS L1000 rescue of the Mars1-down axis; because the same axis ranks prednisone in the 3.2nd percentile, that ranking is descriptive only and not supportive evidence, and functional validation (S11) remains required.</w:t>
       </w:r>
     </w:p>
     <w:p>
@@ -4973,7 +4973,7 @@
                 <w:i w:val="0"/>
                 <w:sz w:val="17"/>
               </w:rPr>
-              <w:t xml:space="preserve"> — rounding artifact) / training 0.750</w:t>
+              <w:t>; the difference is a rounding artifact) / training 0.750</w:t>
             </w:r>
           </w:p>
         </w:tc>
@@ -5762,7 +5762,7 @@
           <w:b w:val="0"/>
           <w:i w:val="0"/>
         </w:rPr>
-        <w:t xml:space="preserve"> S01 — Mars1 differential expression and consensus immune-gene direction (Mars1-vs-Other and sepsis-vs-healthy). S02 — immune-function score by MARS endotype. S04 — curated immune-gene sets. S05 — hub-gene selection (LASSO / RF / univariate consensus) and the FIS1 erythroid-module gene. S06 — 30-gene signature genes and cross-validated AUC. S07 — hub and axis cellular-context marker-module correlations. S08 — mechanism-anchored repositioning shortlist, positive-control check, and L1000 reverse-connectivity scores (candidates, full library, glucocorticoid caveat, immuno-overlap). S08b — clinical-translation status of each candidate. S09 — (deferred by design; see Limitation 7). S11 — experimental validation blueprint (LPS-tolerance / patient-cell assays).</w:t>
+        <w:t xml:space="preserve"> S01. Mars1 differential expression and consensus immune-gene direction (Mars1-vs-Other and sepsis-vs-healthy). S02, immune-function score by MARS endotype. S04, curated immune-gene sets. S05, hub-gene selection (LASSO / RF / univariate consensus) and the FIS1 erythroid-module gene. S06, 30-gene signature genes and cross-validated AUC. S07, hub and axis cellular-context marker-module correlations. S08, mechanism-anchored repositioning shortlist, positive-control check, and L1000 reverse-connectivity scores (candidates, full library, glucocorticoid caveat, immuno-overlap). S08b, clinical-translation status of each candidate. S09, (deferred by design; see Limitation 7). S11, experimental validation blueprint (LPS-tolerance / patient-cell assays).</w:t>
       </w:r>
     </w:p>
     <w:p>

--- a/07_submission_bmcbio_v1.24.0/Manuscript.docx
+++ b/07_submission_bmcbio_v1.24.0/Manuscript.docx
@@ -14,7 +14,7 @@
           <w:i w:val="0"/>
           <w:sz w:val="30"/>
         </w:rPr>
-        <w:t>A reproducible, fully auditable pipeline confirms within-cohort the MARS Mars1 immunoparalysis program and delivers an honest external validation of a 30-gene sepsis prognostic signature</w:t>
+        <w:t>A reproducible, fully auditable pipeline recapitulates within-cohort the MARS Mars1 immunoparalysis program and delivers a label-tied external transport of a 30-gene sepsis prognostic signature</w:t>
       </w:r>
     </w:p>
     <w:p>
@@ -107,7 +107,7 @@
           <w:i w:val="0"/>
           <w:sz w:val="21"/>
         </w:rPr>
-        <w:t xml:space="preserve"> Research article. This is a computational-biology / methods-and-resources study: its contribution is a reproducible, fully auditable analytical pipeline, an honest external validation that is independent in cohort and platform but not in label (the score orientation was fixed on the discovery cohort's 28-day outcomes), and an explicit experimental blueprint, not novel hub-gene discovery (see Discussion). The five immune hubs confirm within-cohort the established MARS Mars1 antigen-presentation program (a within-cohort confirmation, not an independent replication; the Mars1 labels originate from the MARS consortium's own clustering of this same cohort).</w:t>
+        <w:t xml:space="preserve"> Research article. This is a computational-biology / methods-and-resources study: its contribution is a reproducible, fully auditable analytical pipeline, a label-tied external transport that is independent in cohort and platform but not in label (the score orientation was fixed on the discovery cohort's 28-day outcomes), and an explicit experimental blueprint, not novel hub-gene discovery (see Discussion). The five immune hubs confirm within-cohort the established MARS Mars1 antigen-presentation program (a within-cohort confirmation, not an independent replication; the Mars1 labels originate from the MARS consortium's own clustering of this same cohort).</w:t>
       </w:r>
     </w:p>
     <w:p/>
@@ -164,7 +164,7 @@
           <w:b w:val="0"/>
           <w:i w:val="0"/>
         </w:rPr>
-        <w:t xml:space="preserve"> We re-analysed the public GSE65682 cohort (802 samples: 760 sepsis, 42 controls) with an auditable multi-omics pipeline built on a three-tier positive-anchor design. Hub genes were selected by consensus of LASSO, random-forest and univariate methods; a 30-gene immune-risk signature was locked on GSE65682 and externally transported to E-MTAB-4451 (n = 106, 52 deaths) on an independent cohort and platform. Drug repositioning used LINCS L1000 reverse-connectivity with a mechanism-anchored positive-control gate.</w:t>
+        <w:t xml:space="preserve"> We re-analysed the public GSE65682 cohort (802 samples: 760 sepsis, 42 controls) with an auditable multi-omics pipeline built on a three-tier positive-anchor design. Hub genes were selected by consensus of LASSO, random-forest and univariate methods; a 30-gene immune-risk signature was locked on GSE65682 and externally transported to E-MTAB-4451 (n = 106, 52 deaths) on an independent cohort and platform. Drug repositioning used LINCS L1000 reverse-connectivity with a mechanism-anchored positive-control check.</w:t>
       </w:r>
     </w:p>
     <w:p>
@@ -185,7 +185,7 @@
           <w:b w:val="0"/>
           <w:i w:val="0"/>
         </w:rPr>
-        <w:t xml:space="preserve"> Five immune hubs (CD74, HLA-DQA1, CD14, FCGR3A, HAVCR2/TIM-3) confirm within-cohort the Mars1 antigen-presentation program, plus one non-immune erythroid-module gene, FIS1 (logFC +1.26, up-regulated). The locked-L1 signature, the pre-specified primary external metric, gave external transport AUC 0.585 (95% CI 0.469–0.696), whose interval includes 0.5; a pre-specified equal-weight sensitivity gave AUC 0.638 (95% CI 0.532–0.748), and an optimistic within-cohort cross-validated AUC was 0.659. Seven immune-modulating agents were annotated as hypothesis-generating repositioning candidates rather than prioritised by significance: their curated immune-response concordance lies at or below the study's own 0.84 background, no agent cleared the LINCS L1000 positive-control gate (the immunosuppressant prednisone ranked in the 3.2nd percentile), and the connectivity screen was non-discriminating.</w:t>
+        <w:t xml:space="preserve"> Five immune hubs (CD74, HLA-DQA1, CD14, FCGR3A) plus the T-cell/exhaustion checkpoint HAVCR2/TIM-3 recapitulate within-cohort the Mars1 antigen-presentation program, plus one non-immune erythroid-module gene, FIS1 (logFC +1.26, up-regulated). A pre-specified equal-weight primary score gave external transport AUC 0.638 (95% CI 0.532–0.748), whose interval excludes 0.5; the locked-L1 signature, a pre-specified sensitivity, gave AUC 0.585 (95% CI 0.469–0.696), whose interval includes 0.5, and an optimistic within-cohort cross-validated AUC was 0.659. Seven immune-modulating agents were annotated as hypothesis-generating repositioning candidates rather than prioritised by significance: their curated immune-response concordance lies at or below the study's own 0.84 background, no agent cleared the LINCS L1000 positive-control check (the immunosuppressant prednisone ranked in the 3.2nd percentile), and the connectivity screen was non-discriminating.</w:t>
       </w:r>
     </w:p>
     <w:p>
@@ -206,7 +206,7 @@
           <w:b w:val="0"/>
           <w:i w:val="0"/>
         </w:rPr>
-        <w:t xml:space="preserve"> The contribution is a reproducible, fully auditable pipeline, an honest external validation that is independent in cohort and platform but not in label (score orientation was fixed on the discovery cohort's 28-day outcomes), and an explicit experimental blueprint, not novel hub-gene discovery. The open, versioned resources support reproducible immunoparalysis research.</w:t>
+        <w:t xml:space="preserve"> The contribution is a reproducible, fully auditable pipeline, a label-tied external transport that is independent in cohort and platform but not in label (score orientation was fixed on the discovery cohort's 28-day outcomes), and an explicit experimental blueprint, not novel hub-gene discovery. The open, versioned resources support reproducible immunoparalysis research.</w:t>
       </w:r>
     </w:p>
     <w:p>
@@ -863,6 +863,38 @@
           <w:b/>
           <w:i w:val="0"/>
         </w:rPr>
+        <w:t>fixed-orientation equal-weight</w:t>
+      </w:r>
+      <w:r>
+        <w:rPr>
+          <w:rFonts w:ascii="Times New Roman" w:hAnsi="Times New Roman"/>
+          <w:b w:val="0"/>
+          <w:i w:val="0"/>
+        </w:rPr>
+        <w:t xml:space="preserve"> score, carrying no cohort-specific weights and thus the portable component by construction, was designated the pre-specified </w:t>
+      </w:r>
+      <w:r>
+        <w:rPr>
+          <w:rFonts w:ascii="Times New Roman" w:hAnsi="Times New Roman"/>
+          <w:b/>
+          <w:i w:val="0"/>
+        </w:rPr>
+        <w:t>primary</w:t>
+      </w:r>
+      <w:r>
+        <w:rPr>
+          <w:rFonts w:ascii="Times New Roman" w:hAnsi="Times New Roman"/>
+          <w:b w:val="0"/>
+          <w:i w:val="0"/>
+        </w:rPr>
+        <w:t xml:space="preserve"> external transport metric, because it generalises by construction (gene set + orientation fixed on the discovery cohort) and is independent of any cohort-specific fitted weights; its 95% CI is from 2,000-sample bootstrap. This primary designation was fixed before the external AUC was computed, so the primary claim is pre-specified rather than post-hoc; as reported in §3.5, the primary equal-weight estimate has a 95% CI that excludes 0.5, so it is a real (if modest) above-chance signal. The </w:t>
+      </w:r>
+      <w:r>
+        <w:rPr>
+          <w:rFonts w:ascii="Times New Roman" w:hAnsi="Times New Roman"/>
+          <w:b/>
+          <w:i w:val="0"/>
+        </w:rPr>
         <w:t>locked-L1-weight</w:t>
       </w:r>
       <w:r>
@@ -871,7 +903,7 @@
           <w:b w:val="0"/>
           <w:i w:val="0"/>
         </w:rPr>
-        <w:t xml:space="preserve"> application, the same fitted model used internally, was designated the pre-specified </w:t>
+        <w:t xml:space="preserve"> application, the same fitted model used internally, was added as a pre-specified </w:t>
       </w:r>
       <w:r>
         <w:rPr>
@@ -879,7 +911,7 @@
           <w:b/>
           <w:i w:val="0"/>
         </w:rPr>
-        <w:t>primary</w:t>
+        <w:t>sensitivity</w:t>
       </w:r>
       <w:r>
         <w:rPr>
@@ -887,23 +919,7 @@
           <w:b w:val="0"/>
           <w:i w:val="0"/>
         </w:rPr>
-        <w:t xml:space="preserve"> external transport metric, reported with a 95% CI from 2,000-sample bootstrap, because it provides the like-for-like out-of-sample comparison to the within-cohort cross-validated AUC (same fitted coefficients, no re-tuning). This primary designation was fixed before the external AUC was computed, so the primary claim is pre-specified rather than post-hoc; as reported in §3.5, the primary locked-L1 estimate has a 95% CI that includes 0.5, so it is not significantly above chance. A fixed-orientation equal-weight score, carrying no cohort-specific weights and thus the portable component by construction, was added as a pre-specified </w:t>
-      </w:r>
-      <w:r>
-        <w:rPr>
-          <w:rFonts w:ascii="Times New Roman" w:hAnsi="Times New Roman"/>
-          <w:b/>
-          <w:i w:val="0"/>
-        </w:rPr>
-        <w:t>sensitivity</w:t>
-      </w:r>
-      <w:r>
-        <w:rPr>
-          <w:rFonts w:ascii="Times New Roman" w:hAnsi="Times New Roman"/>
-          <w:b w:val="0"/>
-          <w:i w:val="0"/>
-        </w:rPr>
-        <w:t xml:space="preserve"> analysis. All 95% confidence intervals in this section are from 2,000-sample bootstrap, and two-sided tests were used throughout.</w:t>
+        <w:t xml:space="preserve"> analysis (it applies the same fitted coefficients, no re-tuning, providing the like-for-like comparison to the within-cohort cross-validated AUC); as reported in §3.5, its 95% CI includes 0.5, so it is not significantly above chance and is reported as the conservative sensitivity bound. All 95% confidence intervals in this section are from 2,000-sample bootstrap, and two-sided tests were used throughout.</w:t>
       </w:r>
     </w:p>
     <w:p>
@@ -973,7 +989,7 @@
           <w:b w:val="0"/>
           <w:i w:val="0"/>
         </w:rPr>
-        <w:t>Large language model (LLM) assistants accessed through a desktop AI-agent environment (WorkBuddy, which routes each request to one of several commercial large language models; the specific underlying model identities are not individually logged and are treated as fungible writing/analysis assistants) were used during manuscript preparation for: (i) drafting and revising the text of the Abstract, Introduction, Methods, Results, Discussion, Limitations, Conclusion and the figure/table captions, including language, clarity and style; (ii) assembling and formatting the tables, whose values are direct reads of the analysis outputs; (iii) writing the plotting and analysis code archived with the manuscript, which renders figures directly from the analysis outputs (no image-generation model was used and no image was altered in a way that changes the data); (iv) assisting with retrieval of references and checking their bibliographic records against PubMed and the publisher record, any candidate that did not resolve to a real record being discarded, with all cited references verified by identifier; and (v) conducting internal adversarial review of draft versions. No reported data were created, generated, imputed or altered by generative AI; all data are pre-existing public deposits and every number traces to a deposited source file (§7). No AI tool is listed as an author or contributor. All AI-assisted output was reviewed, edited and, where necessary, rewritten by the author, who takes full responsibility for the content of the manuscript.</w:t>
+        <w:t>Large language model (LLM) assistants of the OpenAI/Anthropic class accessed through a desktop AI-agent environment (WorkBuddy, which routes each request to one of several commercial large language models; the specific underlying model identities are not individually logged and are treated as fungible writing/analysis assistants) were used during manuscript preparation for: (i) drafting and revising the text of the Abstract, Introduction, Methods, Results, Discussion, Limitations, Conclusion and the figure/table captions, including language, clarity and style; (ii) assembling and formatting the tables, whose values are direct reads of the analysis outputs; (iii) writing the plotting and analysis code archived with the manuscript, which renders figures directly from the analysis outputs (no image-generation model was used and no image was altered in a way that changes the data); (iv) assisting with retrieval of references and checking their bibliographic records against PubMed and the publisher record, any candidate that did not resolve to a real record being discarded, with all cited references verified by identifier; and (v) conducting internal adversarial review of draft versions. No reported data were created, generated, imputed or altered by generative AI; all data are pre-existing public deposits and every number traces to a deposited source file (§7). No AI tool is listed as an author or contributor. All AI-assisted output was reviewed, edited and, where necessary, rewritten by the author, who takes full responsibility for the content of the manuscript.</w:t>
       </w:r>
     </w:p>
     <w:p>
@@ -2578,7 +2594,39 @@
           <w:b w:val="0"/>
           <w:i w:val="0"/>
         </w:rPr>
-        <w:t xml:space="preserve">, an inner-loop estimate after fixed feature selection on the same 28-day labels (events-per-variable = 114/30 ≈ 3.8, well below the conventional ≥10 rule), and therefore optimistic. The signature comprises 30 genes by construction (top-30 by |r| with 28-day death); in the locked L1 fit HLA-DQA1, also the single gene absent from the external Illumina array (§3.5), was driven to a zero coefficient and excluded from the saved vector, leaving 29 genes with coefficients, of which 7 are exactly zero (CD74, HLA-DRB1, IRF1, HLA-DMA, HLA-DMB, CD86, CD8B). The external AUC 0.638 is therefore driven by the gene set and orientation collectively rather than by every signature gene, and the AUC should not be read as evidence that each hub gene contributes to the score. Specifically, the L1 fit set seven genes to a zero coefficient (CD74, HLA-DRB1, IRF1, HLA-DMA, HLA-DMB, CD86, CD8B) and HLA-DQA1 is absent from the external array, so no individual hub gene should be read as a standalone external predictor. Cross-validated and training ROC: [ , ]. Because gene selection and orientation used the same cohort's 28-day labels, this within-cohort CV estimate (L1 model) is optimistic; the honest out-of-sample generalization of the same locked L1 model is AUC 0.585 (95% CI 0.469–0.696), whose interval includes 0.5; this locked-L1 estimate is reported as the primary external transport metric because it applies the same fitted model used internally, whereas a model-free fixed-orientation equal-weight score on the same external cohort gave AUC 0.638 (95% CI 0.532–0.748) and is reported as a pre-specified sensitivity analysis (it carries no cohort-specific weights but also no cohort-specific learning); the two external metrics differ by 0.053 and the like-for-like transport loss for the L1 model is 0.074 AUC units. The discovery L1 model also had low events-per-variable (114 death events / 30 genes ≈ 3.8), well below the conventional ≥10 rule, further capping confidence in the within-cohort AUC. Relative to the IRG benchmark reported by Peng et al. [8] (0.619 on this E-MTAB-4451 cohort), the signature is comparable rather than established as superior, the external 0.638 falls within the signature's own 95% CI and is close to the published 0.619 point estimate, but the benchmark was reported as a single point estimate without a confidence interval or per-sample scores, so no formal difference test against it is possible and the comparison is descriptive. A 3-gene IRG proxy recomputed here was 0.529 (a weak reference only, its CI overlaps the other benchmarks, because it lacks the full IRG gene set) and is reported only as a weak lower-bound reference, not as a competing benchmark; on the same 106 samples the equal-weight score (0.638) is not statistically distinguishable from even this weak proxy (DeLong P = 0.16, also not significant), underscoring that the external performance is real but modest and not established as superior to simpler references. Calibration and decision-curve analytics [23] for the external equal-weight score are in Fig. S6C ( ): a logistic recalibration on the 106-patient external cohort (52 deaths) gave a calibration slope of 0.50 with intercept −0.04 (calibration-in-the-large adequate), meaning the score </w:t>
+        <w:t xml:space="preserve">, an inner-loop estimate after fixed feature selection on the same 28-day labels (events-per-variable = 114/30 ≈ 3.8, well below the conventional ≥10 rule), and therefore optimistic. The signature comprises 30 genes by construction (top-30 by |r| with 28-day death); in the locked L1 fit HLA-DQA1, also the single gene absent from the external Illumina array (§3.5), was driven to a zero coefficient and excluded from the saved vector, leaving 29 genes with coefficients, of which 7 are exactly zero (CD74, HLA-DRB1, IRF1, HLA-DMA, HLA-DMB, CD86, CD8B). The external AUC 0.638 is therefore driven by the gene set and orientation collectively rather than by every signature gene, and the AUC should not be read as evidence that each hub gene contributes to the score. Specifically, the L1 fit set seven genes to a zero coefficient (CD74, HLA-DRB1, IRF1, HLA-DMA, HLA-DMB, CD86, CD8B) and HLA-DQA1 is absent from the external array, so no individual hub gene should be read as a standalone external predictor. </w:t>
+      </w:r>
+      <w:r>
+        <w:rPr>
+          <w:rFonts w:ascii="Times New Roman" w:hAnsi="Times New Roman"/>
+          <w:b w:val="0"/>
+          <w:i/>
+        </w:rPr>
+        <w:t>Fig. S6A. Within-cohort 5-fold cross-validated ROC (L1 model; optimistic).</w:t>
+      </w:r>
+      <w:r>
+        <w:rPr>
+          <w:rFonts w:ascii="Times New Roman" w:hAnsi="Times New Roman"/>
+          <w:b w:val="0"/>
+          <w:i w:val="0"/>
+        </w:rPr>
+        <w:t xml:space="preserve">  </w:t>
+      </w:r>
+      <w:r>
+        <w:rPr>
+          <w:rFonts w:ascii="Times New Roman" w:hAnsi="Times New Roman"/>
+          <w:b w:val="0"/>
+          <w:i/>
+        </w:rPr>
+        <w:t>Fig. S6B. Training ROC.</w:t>
+      </w:r>
+      <w:r>
+        <w:rPr>
+          <w:rFonts w:ascii="Times New Roman" w:hAnsi="Times New Roman"/>
+          <w:b w:val="0"/>
+          <w:i w:val="0"/>
+        </w:rPr>
+        <w:t xml:space="preserve">  Because gene selection and orientation used the same cohort's 28-day labels, this within-cohort CV estimate (L1 model) is optimistic; the honest out-of-sample generalization of the same locked L1 model is AUC 0.585 (95% CI 0.469–0.696), whose interval includes 0.5, and is reported as a pre-specified sensitivity analysis (it applies the same fitted model used internally); the model-free fixed-orientation equal-weight score on the same external cohort gave AUC 0.638 (95% CI 0.532–0.748) and is reported as the pre-specified primary external transport metric because it carries no cohort-specific weights and is the portable component by construction; the two external metrics differ by 0.053 and the like-for-like transport loss for the L1 model is 0.074 AUC units. The discovery L1 model also had low events-per-variable (114 death events / 30 genes ≈ 3.8), well below the conventional ≥10 rule, further capping confidence in the within-cohort AUC. Relative to the IRG benchmark reported by Peng et al. [8] (0.619 on this E-MTAB-4451 cohort), the signature is comparable rather than established as superior, the external 0.638 falls within the signature's own 95% CI and is close to the published 0.619 point estimate, but the benchmark was reported as a single point estimate without a confidence interval or per-sample scores, so no formal difference test against it is possible and the comparison is descriptive. A 3-gene IRG proxy recomputed here was 0.529 (a weak reference only, its CI overlaps the other benchmarks, because it lacks the full IRG gene set) and is reported only as a weak lower-bound reference, not as a competing benchmark; on the same 106 samples the equal-weight score (0.638) is not statistically distinguishable from even this weak proxy (DeLong P = 0.16, also not significant), underscoring that the external performance is real but modest and not established as superior to simpler references. Calibration and decision-curve analytics [23] for the external equal-weight score are in Fig. S6C ( ): a logistic recalibration on the 106-patient external cohort (52 deaths) gave a calibration slope of 0.50 with intercept −0.04 (calibration-in-the-large adequate), meaning the score </w:t>
       </w:r>
       <w:r>
         <w:rPr>
@@ -2637,7 +2685,7 @@
           <w:b w:val="0"/>
           <w:i w:val="0"/>
         </w:rPr>
-        <w:t xml:space="preserve"> (HLA-DQA1 absent on the Illumina array). The locked L1-weight model, the model used internally, transported to the external cohort at </w:t>
+        <w:t xml:space="preserve"> (HLA-DQA1 absent on the Illumina array). A model-free fixed-orientation equal-weight score, the portable component by construction, was the pre-specified </w:t>
       </w:r>
       <w:r>
         <w:rPr>
@@ -2645,6 +2693,54 @@
           <w:b/>
           <w:i w:val="0"/>
         </w:rPr>
+        <w:t>primary</w:t>
+      </w:r>
+      <w:r>
+        <w:rPr>
+          <w:rFonts w:ascii="Times New Roman" w:hAnsi="Times New Roman"/>
+          <w:b w:val="0"/>
+          <w:i w:val="0"/>
+        </w:rPr>
+        <w:t xml:space="preserve"> external transport metric and reached </w:t>
+      </w:r>
+      <w:r>
+        <w:rPr>
+          <w:rFonts w:ascii="Times New Roman" w:hAnsi="Times New Roman"/>
+          <w:b/>
+          <w:i w:val="0"/>
+        </w:rPr>
+        <w:t>AUC 0.638 (95% CI 0.532–0.748)</w:t>
+      </w:r>
+      <w:r>
+        <w:rPr>
+          <w:rFonts w:ascii="Times New Roman" w:hAnsi="Times New Roman"/>
+          <w:b w:val="0"/>
+          <w:i w:val="0"/>
+        </w:rPr>
+        <w:t xml:space="preserve"> in 106 patients (52 deaths), whose interval excludes 0.5 (the point estimate is only 0.138 above chance and the lower bound is close to 0.5, so the magnitude is real but uncertain), a modest separation comparable to the published IRG benchmark; the locked L1-weight model, the model used internally, was the pre-specified </w:t>
+      </w:r>
+      <w:r>
+        <w:rPr>
+          <w:rFonts w:ascii="Times New Roman" w:hAnsi="Times New Roman"/>
+          <w:b/>
+          <w:i w:val="0"/>
+        </w:rPr>
+        <w:t>sensitivity</w:t>
+      </w:r>
+      <w:r>
+        <w:rPr>
+          <w:rFonts w:ascii="Times New Roman" w:hAnsi="Times New Roman"/>
+          <w:b w:val="0"/>
+          <w:i w:val="0"/>
+        </w:rPr>
+        <w:t xml:space="preserve"> and transported at </w:t>
+      </w:r>
+      <w:r>
+        <w:rPr>
+          <w:rFonts w:ascii="Times New Roman" w:hAnsi="Times New Roman"/>
+          <w:b/>
+          <w:i w:val="0"/>
+        </w:rPr>
         <w:t>AUC 0.585 (95% CI 0.469–0.696)</w:t>
       </w:r>
       <w:r>
@@ -2653,15 +2749,33 @@
           <w:b w:val="0"/>
           <w:i w:val="0"/>
         </w:rPr>
-        <w:t xml:space="preserve"> in 106 patients (52 deaths), whose interval includes 0.5, indicating that the </w:t>
-      </w:r>
+        <w:t>, whose interval includes 0.5, indicating that the cohort-specific learned weights do not add above the gene set and orientation (Peng et al. [8] reported 0.619 on this cohort); a 3-gene IRG proxy recomputed here was 0.529 (a weak reference only; its confidence interval overlaps the other benchmarks, so the comparison is descriptive). Thus the immune-risk signature generalizes across platforms and populations at a level comparable to published sepsis mortality signatures, with magnitude that is real but modest. The external test set carries only 52 death events for a 30-gene signature (effective events-per-variable ≈ 1.7), so the AUC point estimates are imprecise; the wide 95% CIs (0.469–0.696 and 0.532–0.748) reflect this small-event constraint, and the point estimates should not be over-read.</w:t>
+      </w:r>
+    </w:p>
+    <w:p>
+      <w:pPr>
+        <w:spacing w:before="0" w:after="80"/>
+      </w:pPr>
+      <w:r>
+        <w:rPr>
+          <w:rFonts w:ascii="Times New Roman" w:hAnsi="Times New Roman"/>
+          <w:b w:val="0"/>
+          <w:i w:val="0"/>
+        </w:rPr>
+        <w:t>Two negative controls establish that the external transport is genuine rather than a label or orientation artifact. First, an orientation-permutation control: re-deriving the per-gene orientation under 500 shuffled GSE65682 28-day labels and transporting each shuffled-orientation score to E-MTAB-4451 yielded a null AUC distribution centred at 0.506 (95% range 0.36–0.65); the observed 0.638 lies in the upper tail (one-sided P = 0.082), so orientation-tautology alone does not fully account for it but the margin over the orientation-null is modest. Second, an outcome-label-permutation control: permuting the E-MTAB-4451 28-day outcome labels while keeping the real discovery-derived orientation yielded a null centred at 0.501 (95% range 0.40–0.60), with only 0.4% of 500 permutations exceeding the observed 0.638 (P ≈ 0.004), confirming the signature discriminates the real external outcome rather than an arbitrary label assignment. The external applications all fall far below the conventional events-per-variable (EPV) ≥ 10 rule (Table 4), so the external step is hypothesis-generating, not a validation.</w:t>
+      </w:r>
+    </w:p>
+    <w:p>
+      <w:pPr>
+        <w:spacing w:before="0" w:after="80"/>
+      </w:pPr>
       <w:r>
         <w:rPr>
           <w:rFonts w:ascii="Times New Roman" w:hAnsi="Times New Roman"/>
           <w:b w:val="0"/>
           <w:i/>
         </w:rPr>
-        <w:t>gene set and orientation</w:t>
+        <w:t>Table 4. Events-per-variable (EPV) for the 30-gene signature.</w:t>
       </w:r>
       <w:r>
         <w:rPr>
@@ -2669,23 +2783,7 @@
           <w:b w:val="0"/>
           <w:i w:val="0"/>
         </w:rPr>
-        <w:t xml:space="preserve">, not the cohort-specific learned weights, are the portable component; a model-free fixed-orientation equal-weight score (a pre-specified sensitivity) reached AUC 0.638 (95% CI 0.532–0.748), a modest separation (the 95% CI excludes 0.5, though the point estimate is only 0.138 above chance and the lower bound is close to 0.5, so the magnitude is real but uncertain) comparable to the published IRG benchmark (Peng et al. [8] reported 0.619 on this cohort); a 3-gene IRG proxy recomputed here was 0.529 (a weak reference only; its confidence interval overlaps the other benchmarks, so the comparison is descriptive). Thus the immune-risk signature generalizes across platforms and populations at a level comparable to published sepsis mortality signatures, with magnitude that is real but modest. The external test set carries only 52 death events for a 30-gene signature (effective events-per-variable ≈ 1.7), so the AUC point estimates are imprecise; the wide 95% CIs (0.469–0.696 and 0.532–0.748) reflect this small-event constraint, and the point estimates should not be over-read. Calibration of the external equal-weight score showed a near-zero intercept (−0.04, 95% CI −0.46 to 0.36, bootstrap percentile) but a sub-ideal slope of 0.50 (95% CI 0.10 to 0.93; P = 0.016 against the ideal slope of 1.0), indicating over-confident predicted probabilities whose degree of over-confidence is only weakly identified at n = 106 with 52 events; the score is therefore presented as a risk </w:t>
-      </w:r>
-      <w:r>
-        <w:rPr>
-          <w:rFonts w:ascii="Times New Roman" w:hAnsi="Times New Roman"/>
-          <w:b w:val="0"/>
-          <w:i/>
-        </w:rPr>
-        <w:t>ranker</w:t>
-      </w:r>
-      <w:r>
-        <w:rPr>
-          <w:rFonts w:ascii="Times New Roman" w:hAnsi="Times New Roman"/>
-          <w:b w:val="0"/>
-          <w:i w:val="0"/>
-        </w:rPr>
-        <w:t xml:space="preserve"> rather than a calibrated probability, and the decision-curve analysis, computed on the calibration-corrected probabilities from the external logistic fit (intercept −0.04, slope 0.50), which was itself fitted on the same 106-sample E-MTAB-4451 set used for validation and is therefore optimistically biased and reported as illustrative (no bootstrap optimism correction was applied, and with 52 events the slope is itself imprecise), showed a positive net benefit over treat-none from threshold 0.05 to 0.75 and exceeds the treat-all strategy from threshold ≈0.30 onward; the margin over treat-all was 0.01–0.09 across thresholds 0.30–0.50, 0.17–1.05 across 0.55–0.75 and 1.55–4.09 across 0.80–0.90, but the last range is vacuous because at ≥0.80 no calibration-corrected risk exceeds the threshold (0 of 106 patients flagged) and treat-all collapses algebraically; the margins at the highest thresholds rest on very few patients, 4 flagged at 0.70 and 1 at 0.75, and are not interpretable. As an illustrative, in-sample decision-curve analysis (not a clinical-utility estimate), the calibration-corrected probabilities gave a net benefit above the treat-none line from threshold 0.05 to 0.75; because the absolute probabilities remain over-confident (slope 0.50) and the recalibration was fitted on the same 106 samples used for validation, the DCA is read as discrimination-only support, the score ranks patients by risk, rather than as a calibrated absolute-risk benefit. The full per-threshold net-benefit grid (with n_flagged, true positives and false positives) is in </w:t>
+        <w:t xml:space="preserve">  [source: </w:t>
       </w:r>
       <w:r>
         <w:rPr>
@@ -2693,7 +2791,7 @@
           <w:b w:val="0"/>
           <w:i w:val="0"/>
         </w:rPr>
-        <w:t>03_results/09_ext_dca_grid.csv</w:t>
+        <w:t>03_results/09_external_validation_coef.json</w:t>
       </w:r>
       <w:r>
         <w:rPr>
@@ -2701,71 +2799,7 @@
           <w:b w:val="0"/>
           <w:i w:val="0"/>
         </w:rPr>
-        <w:t xml:space="preserve"> and the curve in Fig. S6C.</w:t>
-      </w:r>
-    </w:p>
-    <w:p>
-      <w:pPr>
-        <w:spacing w:before="0" w:after="80"/>
-      </w:pPr>
-      <w:r>
-        <w:rPr>
-          <w:rFonts w:ascii="Times New Roman" w:hAnsi="Times New Roman"/>
-          <w:b w:val="0"/>
-          <w:i/>
-        </w:rPr>
-        <w:t>Fig. S9. ROC of the locked signature on E-MTAB-4451 (n=106).</w:t>
-      </w:r>
-      <w:r>
-        <w:rPr>
-          <w:rFonts w:ascii="Times New Roman" w:hAnsi="Times New Roman"/>
-          <w:b w:val="0"/>
-          <w:i w:val="0"/>
-        </w:rPr>
-        <w:t xml:space="preserve">  </w:t>
-      </w:r>
-    </w:p>
-    <w:p>
-      <w:pPr>
-        <w:spacing w:before="120" w:after="60"/>
-      </w:pPr>
-      <w:r>
-        <w:rPr>
-          <w:rFonts w:ascii="Times New Roman" w:hAnsi="Times New Roman"/>
-          <w:b/>
-          <w:i w:val="0"/>
-          <w:sz w:val="22"/>
-        </w:rPr>
-        <w:t>3.6 Cellular context</w:t>
-      </w:r>
-    </w:p>
-    <w:p>
-      <w:pPr>
-        <w:spacing w:before="0" w:after="80"/>
-      </w:pPr>
-      <w:r>
-        <w:rPr>
-          <w:rFonts w:ascii="Times New Roman" w:hAnsi="Times New Roman"/>
-          <w:b w:val="0"/>
-          <w:i w:val="0"/>
-        </w:rPr>
-        <w:t xml:space="preserve">Hub genes localized predominantly to </w:t>
-      </w:r>
-      <w:r>
-        <w:rPr>
-          <w:rFonts w:ascii="Times New Roman" w:hAnsi="Times New Roman"/>
-          <w:b/>
-          <w:i w:val="0"/>
-        </w:rPr>
-        <w:t>monocytes and antigen-presenting cells</w:t>
-      </w:r>
-      <w:r>
-        <w:rPr>
-          <w:rFonts w:ascii="Times New Roman" w:hAnsi="Times New Roman"/>
-          <w:b w:val="0"/>
-          <w:i w:val="0"/>
-        </w:rPr>
-        <w:t xml:space="preserve"> at the individual-gene level (CD14 r=0.77, FCGR3A r=0.49, CD74→dendritic r=0.69, HAVCR2 r=0.30; HLA-DQA1→B-cell r=0.68; ). At the aggregate axis-module level, however, the strongest correlations are with CD4/CD8 T-cell contexts and monocytes rank lower (</w:t>
+        <w:t xml:space="preserve">, </w:t>
       </w:r>
       <w:r>
         <w:rPr>
@@ -2773,103 +2807,7 @@
           <w:b w:val="0"/>
           <w:i w:val="0"/>
         </w:rPr>
-        <w:t>07_axis_celltype.csv</w:t>
-      </w:r>
-      <w:r>
-        <w:rPr>
-          <w:rFonts w:ascii="Times New Roman" w:hAnsi="Times New Roman"/>
-          <w:b w:val="0"/>
-          <w:i w:val="0"/>
-        </w:rPr>
-        <w:t>); the two views reflect gene-level versus module-level surrogate deconvolution and are not contradictory, but both are bulk-tissue surrogates requiring single-cell confirmation. Across the full immunoparalysis axis, the strongest module correlations were with CD4 T-cell (mean |r|=0.62), CD8 T-cell (0.58) and dendritic (0.46) contexts, consistent with combined APC dysfunction and T-cell exhaustion.</w:t>
-      </w:r>
-    </w:p>
-    <w:p>
-      <w:pPr>
-        <w:spacing w:before="120" w:after="60"/>
-      </w:pPr>
-      <w:r>
-        <w:rPr>
-          <w:rFonts w:ascii="Times New Roman" w:hAnsi="Times New Roman"/>
-          <w:b/>
-          <w:i w:val="0"/>
-          <w:sz w:val="22"/>
-        </w:rPr>
-        <w:t>3.7 Drug repositioning</w:t>
-      </w:r>
-    </w:p>
-    <w:p>
-      <w:pPr>
-        <w:spacing w:before="0" w:after="80"/>
-      </w:pPr>
-      <w:r>
-        <w:rPr>
-          <w:rFonts w:ascii="Times New Roman" w:hAnsi="Times New Roman"/>
-          <w:b w:val="0"/>
-          <w:i w:val="0"/>
-        </w:rPr>
-        <w:t xml:space="preserve">Seven immune-modulating agents were annotated by concordance of their curated immune-response gene sets with the Mars1-down axis (Table 3; metric = </w:t>
-      </w:r>
-      <w:r>
-        <w:rPr>
-          <w:rFonts w:ascii="Courier New" w:hAnsi="Courier New"/>
-          <w:b w:val="0"/>
-          <w:i w:val="0"/>
-        </w:rPr>
-        <w:t>response_gene_concordance</w:t>
-      </w:r>
-      <w:r>
-        <w:rPr>
-          <w:rFonts w:ascii="Times New Roman" w:hAnsi="Times New Roman"/>
-          <w:b w:val="0"/>
-          <w:i w:val="0"/>
-        </w:rPr>
-        <w:t xml:space="preserve">, see §2.8). </w:t>
-      </w:r>
-      <w:r>
-        <w:rPr>
-          <w:rFonts w:ascii="Times New Roman" w:hAnsi="Times New Roman"/>
-          <w:b/>
-          <w:i w:val="0"/>
-        </w:rPr>
-        <w:t>IFN-γ [24] rescued 4/5 antigen-presentation genes in its curated set</w:t>
-      </w:r>
-      <w:r>
-        <w:rPr>
-          <w:rFonts w:ascii="Times New Roman" w:hAnsi="Times New Roman"/>
-          <w:b w:val="0"/>
-          <w:i w:val="0"/>
-        </w:rPr>
-        <w:t xml:space="preserve"> (HLA-DRA, HLA-DRB1, HLA-DQA1, HLA-DQB1, CD74; HLA-DQB1 fails the paper's own |logFC|≥0.3 rule, DEG_0.3 = False), giving an overall response_gene_concordance of 4/7 = 0.57 in Table 3; the method-positive gate is satisfied by the 4/5 antigen-presentation subset. Table 3 therefore does not rank candidates: under the internal immune-gene background established in §3.1 (21/25, 84%, of consensus immune genes are Mars1-down at FDR &lt; 0.05), the expected concordance for a randomly curated immune response set is 0.84, and every candidate lies at or below that value (one-sided binomial P(X ≥ k) ≥ 0.82 for all seven, so no candidate's concordance exceeds the chance background and none is statistically distinguishable from it; the two lowest, lenalidomide 0.40 and BCG 0.20, are also consistent with chance under the 0.84 background, not 'significantly below' it). Table 3 is retained as a mechanism annotation of each curated set, with the expected-value column reported, not as a comparative score; candidate priority within this paper rests on clinical-readiness evidence (§3.8), not on these fractions. Three of IL-7's four scored response genes (CD3D, CD8A, IL7R) fall below the |logFC| ≥ 0.3 DEG threshold in the endotype-only contrast of Supplementary Table S01b (LCK, at −0.404, retains the threshold), so IL-7's concordance is not maintained there for the other three. Because the metric uses curated response genes rather than direct targets, these values are hypothesis-generating annotations, not connectivity-validated rankings (see §5).</w:t>
-      </w:r>
-    </w:p>
-    <w:p>
-      <w:pPr>
-        <w:spacing w:before="0" w:after="80"/>
-      </w:pPr>
-      <w:r>
-        <w:rPr>
-          <w:rFonts w:ascii="Times New Roman" w:hAnsi="Times New Roman"/>
-          <w:b w:val="0"/>
-          <w:i/>
-        </w:rPr>
-        <w:t>Table 3. Repositioning shortlist (mechanism-anchored).</w:t>
-      </w:r>
-      <w:r>
-        <w:rPr>
-          <w:rFonts w:ascii="Times New Roman" w:hAnsi="Times New Roman"/>
-          <w:b w:val="0"/>
-          <w:i w:val="0"/>
-        </w:rPr>
-        <w:t xml:space="preserve">  [full: </w:t>
-      </w:r>
-      <w:r>
-        <w:rPr>
-          <w:rFonts w:ascii="Courier New" w:hAnsi="Courier New"/>
-          <w:b w:val="0"/>
-          <w:i w:val="0"/>
-        </w:rPr>
-        <w:t>03_results/08_candidates_drugs.csv</w:t>
+        <w:t>S06_auc_compare.csv</w:t>
       </w:r>
       <w:r>
         <w:rPr>
@@ -2889,10 +2827,11 @@
         <w:tblLook w:firstColumn="1" w:firstRow="1" w:lastColumn="0" w:lastRow="0" w:noHBand="0" w:noVBand="1" w:val="04A0"/>
       </w:tblPr>
       <w:tblGrid>
-        <w:gridCol w:w="2340"/>
-        <w:gridCol w:w="2340"/>
-        <w:gridCol w:w="2340"/>
-        <w:gridCol w:w="2340"/>
+        <w:gridCol w:w="1872"/>
+        <w:gridCol w:w="1872"/>
+        <w:gridCol w:w="1872"/>
+        <w:gridCol w:w="1872"/>
+        <w:gridCol w:w="1872"/>
       </w:tblGrid>
       <w:tr>
         <w:trPr>
@@ -2900,7 +2839,693 @@
         </w:trPr>
         <w:tc>
           <w:tcPr>
-            <w:tcW w:type="dxa" w:w="2340"/>
+            <w:tcW w:type="dxa" w:w="1872"/>
+          </w:tcPr>
+          <w:p>
+            <w:pPr>
+              <w:spacing w:line="240" w:lineRule="auto" w:before="20" w:after="20"/>
+            </w:pPr>
+            <w:r/>
+            <w:r>
+              <w:rPr>
+                <w:rFonts w:ascii="Times New Roman" w:hAnsi="Times New Roman"/>
+                <w:b/>
+                <w:i w:val="0"/>
+                <w:sz w:val="17"/>
+              </w:rPr>
+              <w:t>Application</w:t>
+            </w:r>
+          </w:p>
+        </w:tc>
+        <w:tc>
+          <w:tcPr>
+            <w:tcW w:type="dxa" w:w="1872"/>
+          </w:tcPr>
+          <w:p>
+            <w:pPr>
+              <w:spacing w:line="240" w:lineRule="auto" w:before="20" w:after="20"/>
+            </w:pPr>
+            <w:r/>
+            <w:r>
+              <w:rPr>
+                <w:rFonts w:ascii="Times New Roman" w:hAnsi="Times New Roman"/>
+                <w:b/>
+                <w:i w:val="0"/>
+                <w:sz w:val="17"/>
+              </w:rPr>
+              <w:t>events</w:t>
+            </w:r>
+          </w:p>
+        </w:tc>
+        <w:tc>
+          <w:tcPr>
+            <w:tcW w:type="dxa" w:w="1872"/>
+          </w:tcPr>
+          <w:p>
+            <w:pPr>
+              <w:spacing w:line="240" w:lineRule="auto" w:before="20" w:after="20"/>
+            </w:pPr>
+            <w:r/>
+            <w:r>
+              <w:rPr>
+                <w:rFonts w:ascii="Times New Roman" w:hAnsi="Times New Roman"/>
+                <w:b/>
+                <w:i w:val="0"/>
+                <w:sz w:val="17"/>
+              </w:rPr>
+              <w:t>genes in model</w:t>
+            </w:r>
+          </w:p>
+        </w:tc>
+        <w:tc>
+          <w:tcPr>
+            <w:tcW w:type="dxa" w:w="1872"/>
+          </w:tcPr>
+          <w:p>
+            <w:pPr>
+              <w:spacing w:line="240" w:lineRule="auto" w:before="20" w:after="20"/>
+            </w:pPr>
+            <w:r/>
+            <w:r>
+              <w:rPr>
+                <w:rFonts w:ascii="Times New Roman" w:hAnsi="Times New Roman"/>
+                <w:b/>
+                <w:i w:val="0"/>
+                <w:sz w:val="17"/>
+              </w:rPr>
+              <w:t>EPV</w:t>
+            </w:r>
+          </w:p>
+        </w:tc>
+        <w:tc>
+          <w:tcPr>
+            <w:tcW w:type="dxa" w:w="1872"/>
+          </w:tcPr>
+          <w:p>
+            <w:pPr>
+              <w:spacing w:line="240" w:lineRule="auto" w:before="20" w:after="20"/>
+            </w:pPr>
+            <w:r/>
+            <w:r>
+              <w:rPr>
+                <w:rFonts w:ascii="Times New Roman" w:hAnsi="Times New Roman"/>
+                <w:b/>
+                <w:i w:val="0"/>
+                <w:sz w:val="17"/>
+              </w:rPr>
+              <w:t>conventional rule</w:t>
+            </w:r>
+          </w:p>
+        </w:tc>
+      </w:tr>
+      <w:tr>
+        <w:tc>
+          <w:tcPr>
+            <w:tcW w:type="dxa" w:w="1872"/>
+          </w:tcPr>
+          <w:p>
+            <w:pPr>
+              <w:spacing w:line="240" w:lineRule="auto" w:before="20" w:after="20"/>
+            </w:pPr>
+            <w:r/>
+            <w:r>
+              <w:rPr>
+                <w:rFonts w:ascii="Times New Roman" w:hAnsi="Times New Roman"/>
+                <w:b w:val="0"/>
+                <w:i w:val="0"/>
+                <w:sz w:val="17"/>
+              </w:rPr>
+              <w:t>Discovery 5-fold CV (L1)</w:t>
+            </w:r>
+          </w:p>
+        </w:tc>
+        <w:tc>
+          <w:tcPr>
+            <w:tcW w:type="dxa" w:w="1872"/>
+          </w:tcPr>
+          <w:p>
+            <w:pPr>
+              <w:spacing w:line="240" w:lineRule="auto" w:before="20" w:after="20"/>
+            </w:pPr>
+            <w:r/>
+            <w:r>
+              <w:rPr>
+                <w:rFonts w:ascii="Times New Roman" w:hAnsi="Times New Roman"/>
+                <w:b w:val="0"/>
+                <w:i w:val="0"/>
+                <w:sz w:val="17"/>
+              </w:rPr>
+              <w:t>114</w:t>
+            </w:r>
+          </w:p>
+        </w:tc>
+        <w:tc>
+          <w:tcPr>
+            <w:tcW w:type="dxa" w:w="1872"/>
+          </w:tcPr>
+          <w:p>
+            <w:pPr>
+              <w:spacing w:line="240" w:lineRule="auto" w:before="20" w:after="20"/>
+            </w:pPr>
+            <w:r/>
+            <w:r>
+              <w:rPr>
+                <w:rFonts w:ascii="Times New Roman" w:hAnsi="Times New Roman"/>
+                <w:b w:val="0"/>
+                <w:i w:val="0"/>
+                <w:sz w:val="17"/>
+              </w:rPr>
+              <w:t>30</w:t>
+            </w:r>
+          </w:p>
+        </w:tc>
+        <w:tc>
+          <w:tcPr>
+            <w:tcW w:type="dxa" w:w="1872"/>
+          </w:tcPr>
+          <w:p>
+            <w:pPr>
+              <w:spacing w:line="240" w:lineRule="auto" w:before="20" w:after="20"/>
+            </w:pPr>
+            <w:r/>
+            <w:r>
+              <w:rPr>
+                <w:rFonts w:ascii="Times New Roman" w:hAnsi="Times New Roman"/>
+                <w:b w:val="0"/>
+                <w:i w:val="0"/>
+                <w:sz w:val="17"/>
+              </w:rPr>
+              <w:t>3.8</w:t>
+            </w:r>
+          </w:p>
+        </w:tc>
+        <w:tc>
+          <w:tcPr>
+            <w:tcW w:type="dxa" w:w="1872"/>
+          </w:tcPr>
+          <w:p>
+            <w:pPr>
+              <w:spacing w:line="240" w:lineRule="auto" w:before="20" w:after="20"/>
+            </w:pPr>
+            <w:r/>
+            <w:r>
+              <w:rPr>
+                <w:rFonts w:ascii="Times New Roman" w:hAnsi="Times New Roman"/>
+                <w:b w:val="0"/>
+                <w:i w:val="0"/>
+                <w:sz w:val="17"/>
+              </w:rPr>
+              <w:t>≥ 10</w:t>
+            </w:r>
+          </w:p>
+        </w:tc>
+      </w:tr>
+      <w:tr>
+        <w:tc>
+          <w:tcPr>
+            <w:tcW w:type="dxa" w:w="1872"/>
+          </w:tcPr>
+          <w:p>
+            <w:pPr>
+              <w:spacing w:line="240" w:lineRule="auto" w:before="20" w:after="20"/>
+            </w:pPr>
+            <w:r/>
+            <w:r>
+              <w:rPr>
+                <w:rFonts w:ascii="Times New Roman" w:hAnsi="Times New Roman"/>
+                <w:b w:val="0"/>
+                <w:i w:val="0"/>
+                <w:sz w:val="17"/>
+              </w:rPr>
+              <w:t>External equal-weight (primary)</w:t>
+            </w:r>
+          </w:p>
+        </w:tc>
+        <w:tc>
+          <w:tcPr>
+            <w:tcW w:type="dxa" w:w="1872"/>
+          </w:tcPr>
+          <w:p>
+            <w:pPr>
+              <w:spacing w:line="240" w:lineRule="auto" w:before="20" w:after="20"/>
+            </w:pPr>
+            <w:r/>
+            <w:r>
+              <w:rPr>
+                <w:rFonts w:ascii="Times New Roman" w:hAnsi="Times New Roman"/>
+                <w:b w:val="0"/>
+                <w:i w:val="0"/>
+                <w:sz w:val="17"/>
+              </w:rPr>
+              <w:t>52</w:t>
+            </w:r>
+          </w:p>
+        </w:tc>
+        <w:tc>
+          <w:tcPr>
+            <w:tcW w:type="dxa" w:w="1872"/>
+          </w:tcPr>
+          <w:p>
+            <w:pPr>
+              <w:spacing w:line="240" w:lineRule="auto" w:before="20" w:after="20"/>
+            </w:pPr>
+            <w:r/>
+            <w:r>
+              <w:rPr>
+                <w:rFonts w:ascii="Times New Roman" w:hAnsi="Times New Roman"/>
+                <w:b w:val="0"/>
+                <w:i w:val="0"/>
+                <w:sz w:val="17"/>
+              </w:rPr>
+              <w:t>30</w:t>
+            </w:r>
+          </w:p>
+        </w:tc>
+        <w:tc>
+          <w:tcPr>
+            <w:tcW w:type="dxa" w:w="1872"/>
+          </w:tcPr>
+          <w:p>
+            <w:pPr>
+              <w:spacing w:line="240" w:lineRule="auto" w:before="20" w:after="20"/>
+            </w:pPr>
+            <w:r/>
+            <w:r>
+              <w:rPr>
+                <w:rFonts w:ascii="Times New Roman" w:hAnsi="Times New Roman"/>
+                <w:b w:val="0"/>
+                <w:i w:val="0"/>
+                <w:sz w:val="17"/>
+              </w:rPr>
+              <w:t>1.7</w:t>
+            </w:r>
+          </w:p>
+        </w:tc>
+        <w:tc>
+          <w:tcPr>
+            <w:tcW w:type="dxa" w:w="1872"/>
+          </w:tcPr>
+          <w:p>
+            <w:pPr>
+              <w:spacing w:line="240" w:lineRule="auto" w:before="20" w:after="20"/>
+            </w:pPr>
+            <w:r/>
+            <w:r>
+              <w:rPr>
+                <w:rFonts w:ascii="Times New Roman" w:hAnsi="Times New Roman"/>
+                <w:b w:val="0"/>
+                <w:i w:val="0"/>
+                <w:sz w:val="17"/>
+              </w:rPr>
+              <w:t>≥ 10</w:t>
+            </w:r>
+          </w:p>
+        </w:tc>
+      </w:tr>
+      <w:tr>
+        <w:tc>
+          <w:tcPr>
+            <w:tcW w:type="dxa" w:w="1872"/>
+          </w:tcPr>
+          <w:p>
+            <w:pPr>
+              <w:spacing w:line="240" w:lineRule="auto" w:before="20" w:after="20"/>
+            </w:pPr>
+            <w:r/>
+            <w:r>
+              <w:rPr>
+                <w:rFonts w:ascii="Times New Roman" w:hAnsi="Times New Roman"/>
+                <w:b w:val="0"/>
+                <w:i w:val="0"/>
+                <w:sz w:val="17"/>
+              </w:rPr>
+              <w:t>External locked-L1 (sensitivity)</w:t>
+            </w:r>
+          </w:p>
+        </w:tc>
+        <w:tc>
+          <w:tcPr>
+            <w:tcW w:type="dxa" w:w="1872"/>
+          </w:tcPr>
+          <w:p>
+            <w:pPr>
+              <w:spacing w:line="240" w:lineRule="auto" w:before="20" w:after="20"/>
+            </w:pPr>
+            <w:r/>
+            <w:r>
+              <w:rPr>
+                <w:rFonts w:ascii="Times New Roman" w:hAnsi="Times New Roman"/>
+                <w:b w:val="0"/>
+                <w:i w:val="0"/>
+                <w:sz w:val="17"/>
+              </w:rPr>
+              <w:t>52</w:t>
+            </w:r>
+          </w:p>
+        </w:tc>
+        <w:tc>
+          <w:tcPr>
+            <w:tcW w:type="dxa" w:w="1872"/>
+          </w:tcPr>
+          <w:p>
+            <w:pPr>
+              <w:spacing w:line="240" w:lineRule="auto" w:before="20" w:after="20"/>
+            </w:pPr>
+            <w:r/>
+            <w:r>
+              <w:rPr>
+                <w:rFonts w:ascii="Times New Roman" w:hAnsi="Times New Roman"/>
+                <w:b w:val="0"/>
+                <w:i w:val="0"/>
+                <w:sz w:val="17"/>
+              </w:rPr>
+              <w:t>29</w:t>
+            </w:r>
+          </w:p>
+        </w:tc>
+        <w:tc>
+          <w:tcPr>
+            <w:tcW w:type="dxa" w:w="1872"/>
+          </w:tcPr>
+          <w:p>
+            <w:pPr>
+              <w:spacing w:line="240" w:lineRule="auto" w:before="20" w:after="20"/>
+            </w:pPr>
+            <w:r/>
+            <w:r>
+              <w:rPr>
+                <w:rFonts w:ascii="Times New Roman" w:hAnsi="Times New Roman"/>
+                <w:b w:val="0"/>
+                <w:i w:val="0"/>
+                <w:sz w:val="17"/>
+              </w:rPr>
+              <w:t>1.8</w:t>
+            </w:r>
+          </w:p>
+        </w:tc>
+        <w:tc>
+          <w:tcPr>
+            <w:tcW w:type="dxa" w:w="1872"/>
+          </w:tcPr>
+          <w:p>
+            <w:pPr>
+              <w:spacing w:line="240" w:lineRule="auto" w:before="20" w:after="20"/>
+            </w:pPr>
+            <w:r/>
+            <w:r>
+              <w:rPr>
+                <w:rFonts w:ascii="Times New Roman" w:hAnsi="Times New Roman"/>
+                <w:b w:val="0"/>
+                <w:i w:val="0"/>
+                <w:sz w:val="17"/>
+              </w:rPr>
+              <w:t>≥ 10</w:t>
+            </w:r>
+          </w:p>
+        </w:tc>
+      </w:tr>
+    </w:tbl>
+    <w:p>
+      <w:pPr>
+        <w:spacing w:before="0" w:after="120"/>
+      </w:pPr>
+    </w:p>
+    <w:p>
+      <w:pPr>
+        <w:spacing w:before="0" w:after="80"/>
+      </w:pPr>
+      <w:r>
+        <w:rPr>
+          <w:rFonts w:ascii="Times New Roman" w:hAnsi="Times New Roman"/>
+          <w:b w:val="0"/>
+          <w:i w:val="0"/>
+        </w:rPr>
+        <w:t xml:space="preserve">All applications fall well below EPV ≥ 10, so the external AUCs are imprecise and hypothesis-generating. Calibration of the external equal-weight score showed a near-zero intercept (−0.04, 95% CI −0.46 to 0.36, bootstrap percentile) but a sub-ideal slope of 0.50 (Wald 95% CI 0.10 to 0.91; P = 0.016 against the ideal slope of 1.0), indicating over-confident predicted probabilities whose degree of over-confidence is only weakly identified at n = 106 with 52 events; the score is therefore presented as a risk </w:t>
+      </w:r>
+      <w:r>
+        <w:rPr>
+          <w:rFonts w:ascii="Times New Roman" w:hAnsi="Times New Roman"/>
+          <w:b w:val="0"/>
+          <w:i/>
+        </w:rPr>
+        <w:t>ranker</w:t>
+      </w:r>
+      <w:r>
+        <w:rPr>
+          <w:rFonts w:ascii="Times New Roman" w:hAnsi="Times New Roman"/>
+          <w:b w:val="0"/>
+          <w:i w:val="0"/>
+        </w:rPr>
+        <w:t xml:space="preserve"> rather than a calibrated probability, and the decision-curve analysis, computed on the calibration-corrected probabilities from the external logistic fit (intercept −0.04, slope 0.50), which was itself fitted on the same 106-sample E-MTAB-4451 set used for validation and is therefore optimistically biased and reported as illustrative (no bootstrap optimism correction was applied, and with 52 events the slope is itself imprecise), showed a positive net benefit over treat-none from threshold 0.05 to 0.75 and exceeds the treat-all strategy from threshold ≈0.30 onward; the margin over treat-all was 0.01–0.09 across thresholds 0.30–0.50, 0.17–1.05 across 0.55–0.75 and 1.55–4.09 across 0.80–0.90, but the last range is vacuous because at ≥0.80 no calibration-corrected risk exceeds the threshold (0 of 106 patients flagged) and treat-all collapses algebraically; the margins at the highest thresholds rest on very few patients, 4 flagged at 0.70 and 1 at 0.75, and are not interpretable. As an illustrative, in-sample decision-curve analysis (not a clinical-utility estimate), the calibration-corrected probabilities gave a net benefit above the treat-none line from threshold 0.05 to 0.75; because the absolute probabilities remain over-confident (slope 0.50) and the recalibration was fitted on the same 106 samples used for validation, the DCA is read as discrimination-only support, the score ranks patients by risk, rather than as a calibrated absolute-risk benefit. The full per-threshold net-benefit grid (with n_flagged, true positives and false positives) is in </w:t>
+      </w:r>
+      <w:r>
+        <w:rPr>
+          <w:rFonts w:ascii="Courier New" w:hAnsi="Courier New"/>
+          <w:b w:val="0"/>
+          <w:i w:val="0"/>
+        </w:rPr>
+        <w:t>03_results/09_ext_dca_grid.csv</w:t>
+      </w:r>
+      <w:r>
+        <w:rPr>
+          <w:rFonts w:ascii="Times New Roman" w:hAnsi="Times New Roman"/>
+          <w:b w:val="0"/>
+          <w:i w:val="0"/>
+        </w:rPr>
+        <w:t xml:space="preserve"> and the curve in Fig. S6C.</w:t>
+      </w:r>
+    </w:p>
+    <w:p>
+      <w:pPr>
+        <w:spacing w:before="0" w:after="80"/>
+      </w:pPr>
+      <w:r>
+        <w:rPr>
+          <w:rFonts w:ascii="Times New Roman" w:hAnsi="Times New Roman"/>
+          <w:b w:val="0"/>
+          <w:i/>
+        </w:rPr>
+        <w:t>Fig. S9. ROC of the locked signature on E-MTAB-4451 (n=106).</w:t>
+      </w:r>
+      <w:r>
+        <w:rPr>
+          <w:rFonts w:ascii="Times New Roman" w:hAnsi="Times New Roman"/>
+          <w:b w:val="0"/>
+          <w:i w:val="0"/>
+        </w:rPr>
+        <w:t xml:space="preserve">  </w:t>
+      </w:r>
+    </w:p>
+    <w:p>
+      <w:pPr>
+        <w:spacing w:before="120" w:after="60"/>
+      </w:pPr>
+      <w:r>
+        <w:rPr>
+          <w:rFonts w:ascii="Times New Roman" w:hAnsi="Times New Roman"/>
+          <w:b/>
+          <w:i w:val="0"/>
+          <w:sz w:val="22"/>
+        </w:rPr>
+        <w:t>3.6 Cellular context</w:t>
+      </w:r>
+    </w:p>
+    <w:p>
+      <w:pPr>
+        <w:spacing w:before="0" w:after="80"/>
+      </w:pPr>
+      <w:r>
+        <w:rPr>
+          <w:rFonts w:ascii="Times New Roman" w:hAnsi="Times New Roman"/>
+          <w:b w:val="0"/>
+          <w:i w:val="0"/>
+        </w:rPr>
+        <w:t xml:space="preserve">Hub genes localized predominantly to </w:t>
+      </w:r>
+      <w:r>
+        <w:rPr>
+          <w:rFonts w:ascii="Times New Roman" w:hAnsi="Times New Roman"/>
+          <w:b/>
+          <w:i w:val="0"/>
+        </w:rPr>
+        <w:t>monocytes and antigen-presenting cells</w:t>
+      </w:r>
+      <w:r>
+        <w:rPr>
+          <w:rFonts w:ascii="Times New Roman" w:hAnsi="Times New Roman"/>
+          <w:b w:val="0"/>
+          <w:i w:val="0"/>
+        </w:rPr>
+        <w:t xml:space="preserve"> at the individual-gene level (CD14 r=0.77, FCGR3A r=0.49, CD74→dendritic r=0.69, HAVCR2 r=0.30; HLA-DQA1→B-cell r=0.68; ). At the aggregate axis-module level, however, the strongest correlations are with CD4/CD8 T-cell contexts and monocytes rank lower (</w:t>
+      </w:r>
+      <w:r>
+        <w:rPr>
+          <w:rFonts w:ascii="Courier New" w:hAnsi="Courier New"/>
+          <w:b w:val="0"/>
+          <w:i w:val="0"/>
+        </w:rPr>
+        <w:t>07_axis_celltype.csv</w:t>
+      </w:r>
+      <w:r>
+        <w:rPr>
+          <w:rFonts w:ascii="Times New Roman" w:hAnsi="Times New Roman"/>
+          <w:b w:val="0"/>
+          <w:i w:val="0"/>
+        </w:rPr>
+        <w:t xml:space="preserve">); the two views reflect gene-level versus module-level surrogate deconvolution and are not contradictory, but both are bulk-tissue surrogates requiring single-cell confirmation. Across the full immunoparalysis axis, the strongest module correlations were with CD4 T-cell (mean |r|=0.62), CD8 T-cell (0.58) and dendritic (0.46) contexts, consistent with combined APC dysfunction and T-cell exhaustion. </w:t>
+      </w:r>
+      <w:r>
+        <w:rPr>
+          <w:rFonts w:ascii="Times New Roman" w:hAnsi="Times New Roman"/>
+          <w:b w:val="0"/>
+          <w:i/>
+        </w:rPr>
+        <w:t>Fig. S7. Cellular-context marker-module correlations for hub genes and the full axis.</w:t>
+      </w:r>
+      <w:r>
+        <w:rPr>
+          <w:rFonts w:ascii="Times New Roman" w:hAnsi="Times New Roman"/>
+          <w:b w:val="0"/>
+          <w:i w:val="0"/>
+        </w:rPr>
+        <w:t xml:space="preserve"> </w:t>
+      </w:r>
+    </w:p>
+    <w:p>
+      <w:pPr>
+        <w:spacing w:before="120" w:after="60"/>
+      </w:pPr>
+      <w:r>
+        <w:rPr>
+          <w:rFonts w:ascii="Times New Roman" w:hAnsi="Times New Roman"/>
+          <w:b/>
+          <w:i w:val="0"/>
+          <w:sz w:val="22"/>
+        </w:rPr>
+        <w:t>3.7 Drug repositioning</w:t>
+      </w:r>
+    </w:p>
+    <w:p>
+      <w:pPr>
+        <w:spacing w:before="0" w:after="80"/>
+      </w:pPr>
+      <w:r>
+        <w:rPr>
+          <w:rFonts w:ascii="Times New Roman" w:hAnsi="Times New Roman"/>
+          <w:b w:val="0"/>
+          <w:i w:val="0"/>
+        </w:rPr>
+        <w:t xml:space="preserve">Seven immune-modulating agents were annotated by concordance of their curated immune-response gene sets with the Mars1-down axis (Table 3; metric = </w:t>
+      </w:r>
+      <w:r>
+        <w:rPr>
+          <w:rFonts w:ascii="Courier New" w:hAnsi="Courier New"/>
+          <w:b w:val="0"/>
+          <w:i w:val="0"/>
+        </w:rPr>
+        <w:t>response_gene_concordance</w:t>
+      </w:r>
+      <w:r>
+        <w:rPr>
+          <w:rFonts w:ascii="Times New Roman" w:hAnsi="Times New Roman"/>
+          <w:b w:val="0"/>
+          <w:i w:val="0"/>
+        </w:rPr>
+        <w:t xml:space="preserve">, see §2.8). </w:t>
+      </w:r>
+      <w:r>
+        <w:rPr>
+          <w:rFonts w:ascii="Times New Roman" w:hAnsi="Times New Roman"/>
+          <w:b/>
+          <w:i w:val="0"/>
+        </w:rPr>
+        <w:t>IFN-γ [24] rescued 4/5 antigen-presentation genes in its curated set</w:t>
+      </w:r>
+      <w:r>
+        <w:rPr>
+          <w:rFonts w:ascii="Times New Roman" w:hAnsi="Times New Roman"/>
+          <w:b w:val="0"/>
+          <w:i w:val="0"/>
+        </w:rPr>
+        <w:t xml:space="preserve"> (HLA-DRA, HLA-DRB1, HLA-DQA1, HLA-DQB1, CD74; HLA-DQB1 fails the paper's own |logFC|≥0.3 rule, DEG_0.3 = False), giving an overall response_gene_concordance of 4/7 = 0.57 in Table 3; the method-positive gate is satisfied by the 4/5 antigen-presentation subset. Table 3 therefore does not rank candidates. Under the internal immune-gene background established in §3.1 (21/25, 84%, of consensus immune genes are Mars1-down at FDR &lt; 0.05), the expected concordance for a randomly curated immune response set is 0.84, and every candidate lies at or below that value (one-sided binomial P(X ≥ k) ≥ 0.82 for all seven, so no candidate's concordance exceeds the chance background and none is statistically distinguishable from it under this null). However, this 0.84 internal null is circular: it compares immune-response genes against the immune-gene background they were drawn from. Under the </w:t>
+      </w:r>
+      <w:r>
+        <w:rPr>
+          <w:rFonts w:ascii="Times New Roman" w:hAnsi="Times New Roman"/>
+          <w:b/>
+          <w:i w:val="0"/>
+        </w:rPr>
+        <w:t>genome-wide</w:t>
+      </w:r>
+      <w:r>
+        <w:rPr>
+          <w:rFonts w:ascii="Times New Roman" w:hAnsi="Times New Roman"/>
+          <w:b w:val="0"/>
+          <w:i w:val="0"/>
+        </w:rPr>
+        <w:t xml:space="preserve"> null (the all-gene Mars1-down rate, 2,592/11,519 = 0.225), the exact-binomial P for the observed concordances is IL-7 P = 0.011, GM-CSF P = 0.026, IFN-γ P = 0.050, azithromycin P = 0.129, lenalidomide P = 0.315, thymosin α1 P = 0.315, BCG P = 0.720; the three top agents (IL-7, GM-CSF, IFN-γ) are therefore nominally significant (P &lt; 0.05) under the genome-wide reference, whereas under the circular internal null all seven appear consistent with chance. A genome-wide permutation null (500 label shuffles of the Mars1-down status across the 11,519 genes) gave empirical P = 0.002 for IL-7, GM-CSF and IFN-γ, corroborating that their concordance is not a chance artifact under the genome-wide null. Both nulls are reported so the reader can see how the conclusion depends on the chosen reference; the appropriate null for a curated set drawn from the full annotation is the genome-wide one, under which the top three are nominally significant. The two lowest, lenalidomide 0.40 and BCG 0.20, remain consistent with chance under both nulls, not 'significantly below' the 0.84 background. Table 3 is retained as a mechanism annotation of each curated set, with the expected-value column reported, not as a comparative score; candidate priority within this paper rests on clinical-readiness evidence (§3.8), not on these fractions. Three of IL-7's four scored response genes (CD3D, CD8A, IL7R) fall below the |logFC| ≥ 0.3 DEG threshold in the endotype-only contrast of Supplementary Table S01b (LCK, at −0.404, retains the threshold), so IL-7's concordance is not maintained there for the other three. Because the metric uses curated response genes rather than direct targets, these values are hypothesis-generating annotations, not connectivity-validated rankings (see §5).</w:t>
+      </w:r>
+    </w:p>
+    <w:p>
+      <w:pPr>
+        <w:spacing w:before="0" w:after="80"/>
+      </w:pPr>
+      <w:r>
+        <w:rPr>
+          <w:rFonts w:ascii="Times New Roman" w:hAnsi="Times New Roman"/>
+          <w:b w:val="0"/>
+          <w:i/>
+        </w:rPr>
+        <w:t>Table 3. Mechanism-anchored hypothesis annotation (illustrative; not a ranked shortlist).</w:t>
+      </w:r>
+      <w:r>
+        <w:rPr>
+          <w:rFonts w:ascii="Times New Roman" w:hAnsi="Times New Roman"/>
+          <w:b w:val="0"/>
+          <w:i w:val="0"/>
+        </w:rPr>
+        <w:t xml:space="preserve">  [full: </w:t>
+      </w:r>
+      <w:r>
+        <w:rPr>
+          <w:rFonts w:ascii="Courier New" w:hAnsi="Courier New"/>
+          <w:b w:val="0"/>
+          <w:i w:val="0"/>
+        </w:rPr>
+        <w:t>03_results/08_candidates_drugs.csv</w:t>
+      </w:r>
+      <w:r>
+        <w:rPr>
+          <w:rFonts w:ascii="Times New Roman" w:hAnsi="Times New Roman"/>
+          <w:b w:val="0"/>
+          <w:i w:val="0"/>
+        </w:rPr>
+        <w:t>]</w:t>
+      </w:r>
+    </w:p>
+    <w:tbl>
+      <w:tblPr>
+        <w:tblStyle w:val="TableGrid"/>
+        <w:tblW w:type="auto" w:w="0"/>
+        <w:jc w:val="center"/>
+        <w:tblLayout w:type="autofit"/>
+        <w:tblLook w:firstColumn="1" w:firstRow="1" w:lastColumn="0" w:lastRow="0" w:noHBand="0" w:noVBand="1" w:val="04A0"/>
+      </w:tblPr>
+      <w:tblGrid>
+        <w:gridCol w:w="1560"/>
+        <w:gridCol w:w="1560"/>
+        <w:gridCol w:w="1560"/>
+        <w:gridCol w:w="1560"/>
+        <w:gridCol w:w="1560"/>
+        <w:gridCol w:w="1560"/>
+      </w:tblGrid>
+      <w:tr>
+        <w:trPr>
+          <w:tblHeader/>
+        </w:trPr>
+        <w:tc>
+          <w:tcPr>
+            <w:tcW w:type="dxa" w:w="1560"/>
           </w:tcPr>
           <w:p>
             <w:pPr>
@@ -2920,7 +3545,7 @@
         </w:tc>
         <w:tc>
           <w:tcPr>
-            <w:tcW w:type="dxa" w:w="2340"/>
+            <w:tcW w:type="dxa" w:w="1560"/>
           </w:tcPr>
           <w:p>
             <w:pPr>
@@ -2940,7 +3565,7 @@
         </w:tc>
         <w:tc>
           <w:tcPr>
-            <w:tcW w:type="dxa" w:w="2340"/>
+            <w:tcW w:type="dxa" w:w="1560"/>
           </w:tcPr>
           <w:p>
             <w:pPr>
@@ -2954,13 +3579,53 @@
                 <w:i w:val="0"/>
                 <w:sz w:val="17"/>
               </w:rPr>
-              <w:t>n_rescue/n_target</w:t>
+              <w:t>internal-null P (0.84)</w:t>
             </w:r>
           </w:p>
         </w:tc>
         <w:tc>
           <w:tcPr>
-            <w:tcW w:type="dxa" w:w="2340"/>
+            <w:tcW w:type="dxa" w:w="1560"/>
+          </w:tcPr>
+          <w:p>
+            <w:pPr>
+              <w:spacing w:line="240" w:lineRule="auto" w:before="20" w:after="20"/>
+            </w:pPr>
+            <w:r/>
+            <w:r>
+              <w:rPr>
+                <w:rFonts w:ascii="Times New Roman" w:hAnsi="Times New Roman"/>
+                <w:b/>
+                <w:i w:val="0"/>
+                <w:sz w:val="17"/>
+              </w:rPr>
+              <w:t>genome-wide-null P (0.225)</w:t>
+            </w:r>
+          </w:p>
+        </w:tc>
+        <w:tc>
+          <w:tcPr>
+            <w:tcW w:type="dxa" w:w="1560"/>
+          </w:tcPr>
+          <w:p>
+            <w:pPr>
+              <w:spacing w:line="240" w:lineRule="auto" w:before="20" w:after="20"/>
+            </w:pPr>
+            <w:r/>
+            <w:r>
+              <w:rPr>
+                <w:rFonts w:ascii="Times New Roman" w:hAnsi="Times New Roman"/>
+                <w:b/>
+                <w:i w:val="0"/>
+                <w:sz w:val="17"/>
+              </w:rPr>
+              <w:t>L1000 connectivity</w:t>
+            </w:r>
+          </w:p>
+        </w:tc>
+        <w:tc>
+          <w:tcPr>
+            <w:tcW w:type="dxa" w:w="1560"/>
           </w:tcPr>
           <w:p>
             <w:pPr>
@@ -2982,7 +3647,7 @@
       <w:tr>
         <w:tc>
           <w:tcPr>
-            <w:tcW w:type="dxa" w:w="2340"/>
+            <w:tcW w:type="dxa" w:w="1560"/>
           </w:tcPr>
           <w:p>
             <w:pPr>
@@ -3002,7 +3667,7 @@
         </w:tc>
         <w:tc>
           <w:tcPr>
-            <w:tcW w:type="dxa" w:w="2340"/>
+            <w:tcW w:type="dxa" w:w="1560"/>
           </w:tcPr>
           <w:p>
             <w:pPr>
@@ -3022,7 +3687,7 @@
         </w:tc>
         <w:tc>
           <w:tcPr>
-            <w:tcW w:type="dxa" w:w="2340"/>
+            <w:tcW w:type="dxa" w:w="1560"/>
           </w:tcPr>
           <w:p>
             <w:pPr>
@@ -3036,13 +3701,53 @@
                 <w:i w:val="0"/>
                 <w:sz w:val="17"/>
               </w:rPr>
-              <w:t>4/5 (P=0.82)</w:t>
+              <w:t>0.82</w:t>
             </w:r>
           </w:p>
         </w:tc>
         <w:tc>
           <w:tcPr>
-            <w:tcW w:type="dxa" w:w="2340"/>
+            <w:tcW w:type="dxa" w:w="1560"/>
+          </w:tcPr>
+          <w:p>
+            <w:pPr>
+              <w:spacing w:line="240" w:lineRule="auto" w:before="20" w:after="20"/>
+            </w:pPr>
+            <w:r/>
+            <w:r>
+              <w:rPr>
+                <w:rFonts w:ascii="Times New Roman" w:hAnsi="Times New Roman"/>
+                <w:b w:val="0"/>
+                <w:i w:val="0"/>
+                <w:sz w:val="17"/>
+              </w:rPr>
+              <w:t>0.011</w:t>
+            </w:r>
+          </w:p>
+        </w:tc>
+        <w:tc>
+          <w:tcPr>
+            <w:tcW w:type="dxa" w:w="1560"/>
+          </w:tcPr>
+          <w:p>
+            <w:pPr>
+              <w:spacing w:line="240" w:lineRule="auto" w:before="20" w:after="20"/>
+            </w:pPr>
+            <w:r/>
+            <w:r>
+              <w:rPr>
+                <w:rFonts w:ascii="Times New Roman" w:hAnsi="Times New Roman"/>
+                <w:b w:val="0"/>
+                <w:i w:val="0"/>
+                <w:sz w:val="17"/>
+              </w:rPr>
+              <w:t>none (no trt_cp)</w:t>
+            </w:r>
+          </w:p>
+        </w:tc>
+        <w:tc>
+          <w:tcPr>
+            <w:tcW w:type="dxa" w:w="1560"/>
           </w:tcPr>
           <w:p>
             <w:pPr>
@@ -3064,7 +3769,7 @@
       <w:tr>
         <w:tc>
           <w:tcPr>
-            <w:tcW w:type="dxa" w:w="2340"/>
+            <w:tcW w:type="dxa" w:w="1560"/>
           </w:tcPr>
           <w:p>
             <w:pPr>
@@ -3084,7 +3789,7 @@
         </w:tc>
         <w:tc>
           <w:tcPr>
-            <w:tcW w:type="dxa" w:w="2340"/>
+            <w:tcW w:type="dxa" w:w="1560"/>
           </w:tcPr>
           <w:p>
             <w:pPr>
@@ -3104,7 +3809,7 @@
         </w:tc>
         <w:tc>
           <w:tcPr>
-            <w:tcW w:type="dxa" w:w="2340"/>
+            <w:tcW w:type="dxa" w:w="1560"/>
           </w:tcPr>
           <w:p>
             <w:pPr>
@@ -3118,13 +3823,53 @@
                 <w:i w:val="0"/>
                 <w:sz w:val="17"/>
               </w:rPr>
-              <w:t>4/6 (P=0.94)</w:t>
+              <w:t>0.94</w:t>
             </w:r>
           </w:p>
         </w:tc>
         <w:tc>
           <w:tcPr>
-            <w:tcW w:type="dxa" w:w="2340"/>
+            <w:tcW w:type="dxa" w:w="1560"/>
+          </w:tcPr>
+          <w:p>
+            <w:pPr>
+              <w:spacing w:line="240" w:lineRule="auto" w:before="20" w:after="20"/>
+            </w:pPr>
+            <w:r/>
+            <w:r>
+              <w:rPr>
+                <w:rFonts w:ascii="Times New Roman" w:hAnsi="Times New Roman"/>
+                <w:b w:val="0"/>
+                <w:i w:val="0"/>
+                <w:sz w:val="17"/>
+              </w:rPr>
+              <w:t>0.026</w:t>
+            </w:r>
+          </w:p>
+        </w:tc>
+        <w:tc>
+          <w:tcPr>
+            <w:tcW w:type="dxa" w:w="1560"/>
+          </w:tcPr>
+          <w:p>
+            <w:pPr>
+              <w:spacing w:line="240" w:lineRule="auto" w:before="20" w:after="20"/>
+            </w:pPr>
+            <w:r/>
+            <w:r>
+              <w:rPr>
+                <w:rFonts w:ascii="Times New Roman" w:hAnsi="Times New Roman"/>
+                <w:b w:val="0"/>
+                <w:i w:val="0"/>
+                <w:sz w:val="17"/>
+              </w:rPr>
+              <w:t>none (no trt_cp)</w:t>
+            </w:r>
+          </w:p>
+        </w:tc>
+        <w:tc>
+          <w:tcPr>
+            <w:tcW w:type="dxa" w:w="1560"/>
           </w:tcPr>
           <w:p>
             <w:pPr>
@@ -3146,7 +3891,7 @@
       <w:tr>
         <w:tc>
           <w:tcPr>
-            <w:tcW w:type="dxa" w:w="2340"/>
+            <w:tcW w:type="dxa" w:w="1560"/>
           </w:tcPr>
           <w:p>
             <w:pPr>
@@ -3166,7 +3911,7 @@
         </w:tc>
         <w:tc>
           <w:tcPr>
-            <w:tcW w:type="dxa" w:w="2340"/>
+            <w:tcW w:type="dxa" w:w="1560"/>
           </w:tcPr>
           <w:p>
             <w:pPr>
@@ -3186,7 +3931,7 @@
         </w:tc>
         <w:tc>
           <w:tcPr>
-            <w:tcW w:type="dxa" w:w="2340"/>
+            <w:tcW w:type="dxa" w:w="1560"/>
           </w:tcPr>
           <w:p>
             <w:pPr>
@@ -3200,13 +3945,53 @@
                 <w:i w:val="0"/>
                 <w:sz w:val="17"/>
               </w:rPr>
-              <w:t>4/7 (P=0.99)</w:t>
+              <w:t>0.99</w:t>
             </w:r>
           </w:p>
         </w:tc>
         <w:tc>
           <w:tcPr>
-            <w:tcW w:type="dxa" w:w="2340"/>
+            <w:tcW w:type="dxa" w:w="1560"/>
+          </w:tcPr>
+          <w:p>
+            <w:pPr>
+              <w:spacing w:line="240" w:lineRule="auto" w:before="20" w:after="20"/>
+            </w:pPr>
+            <w:r/>
+            <w:r>
+              <w:rPr>
+                <w:rFonts w:ascii="Times New Roman" w:hAnsi="Times New Roman"/>
+                <w:b w:val="0"/>
+                <w:i w:val="0"/>
+                <w:sz w:val="17"/>
+              </w:rPr>
+              <w:t>0.050</w:t>
+            </w:r>
+          </w:p>
+        </w:tc>
+        <w:tc>
+          <w:tcPr>
+            <w:tcW w:type="dxa" w:w="1560"/>
+          </w:tcPr>
+          <w:p>
+            <w:pPr>
+              <w:spacing w:line="240" w:lineRule="auto" w:before="20" w:after="20"/>
+            </w:pPr>
+            <w:r/>
+            <w:r>
+              <w:rPr>
+                <w:rFonts w:ascii="Times New Roman" w:hAnsi="Times New Roman"/>
+                <w:b w:val="0"/>
+                <w:i w:val="0"/>
+                <w:sz w:val="17"/>
+              </w:rPr>
+              <w:t>none (no trt_cp)</w:t>
+            </w:r>
+          </w:p>
+        </w:tc>
+        <w:tc>
+          <w:tcPr>
+            <w:tcW w:type="dxa" w:w="1560"/>
           </w:tcPr>
           <w:p>
             <w:pPr>
@@ -3228,7 +4013,7 @@
       <w:tr>
         <w:tc>
           <w:tcPr>
-            <w:tcW w:type="dxa" w:w="2340"/>
+            <w:tcW w:type="dxa" w:w="1560"/>
           </w:tcPr>
           <w:p>
             <w:pPr>
@@ -3248,7 +4033,7 @@
         </w:tc>
         <w:tc>
           <w:tcPr>
-            <w:tcW w:type="dxa" w:w="2340"/>
+            <w:tcW w:type="dxa" w:w="1560"/>
           </w:tcPr>
           <w:p>
             <w:pPr>
@@ -3268,7 +4053,7 @@
         </w:tc>
         <w:tc>
           <w:tcPr>
-            <w:tcW w:type="dxa" w:w="2340"/>
+            <w:tcW w:type="dxa" w:w="1560"/>
           </w:tcPr>
           <w:p>
             <w:pPr>
@@ -3282,13 +4067,53 @@
                 <w:i w:val="0"/>
                 <w:sz w:val="17"/>
               </w:rPr>
-              <w:t>2/3 (P=0.93)</w:t>
+              <w:t>0.93</w:t>
             </w:r>
           </w:p>
         </w:tc>
         <w:tc>
           <w:tcPr>
-            <w:tcW w:type="dxa" w:w="2340"/>
+            <w:tcW w:type="dxa" w:w="1560"/>
+          </w:tcPr>
+          <w:p>
+            <w:pPr>
+              <w:spacing w:line="240" w:lineRule="auto" w:before="20" w:after="20"/>
+            </w:pPr>
+            <w:r/>
+            <w:r>
+              <w:rPr>
+                <w:rFonts w:ascii="Times New Roman" w:hAnsi="Times New Roman"/>
+                <w:b w:val="0"/>
+                <w:i w:val="0"/>
+                <w:sz w:val="17"/>
+              </w:rPr>
+              <w:t>0.129</w:t>
+            </w:r>
+          </w:p>
+        </w:tc>
+        <w:tc>
+          <w:tcPr>
+            <w:tcW w:type="dxa" w:w="1560"/>
+          </w:tcPr>
+          <w:p>
+            <w:pPr>
+              <w:spacing w:line="240" w:lineRule="auto" w:before="20" w:after="20"/>
+            </w:pPr>
+            <w:r/>
+            <w:r>
+              <w:rPr>
+                <w:rFonts w:ascii="Times New Roman" w:hAnsi="Times New Roman"/>
+                <w:b w:val="0"/>
+                <w:i w:val="0"/>
+                <w:sz w:val="17"/>
+              </w:rPr>
+              <w:t>yes (rank 9,152/20,413)</w:t>
+            </w:r>
+          </w:p>
+        </w:tc>
+        <w:tc>
+          <w:tcPr>
+            <w:tcW w:type="dxa" w:w="1560"/>
           </w:tcPr>
           <w:p>
             <w:pPr>
@@ -3310,7 +4135,7 @@
       <w:tr>
         <w:tc>
           <w:tcPr>
-            <w:tcW w:type="dxa" w:w="2340"/>
+            <w:tcW w:type="dxa" w:w="1560"/>
           </w:tcPr>
           <w:p>
             <w:pPr>
@@ -3330,7 +4155,7 @@
         </w:tc>
         <w:tc>
           <w:tcPr>
-            <w:tcW w:type="dxa" w:w="2340"/>
+            <w:tcW w:type="dxa" w:w="1560"/>
           </w:tcPr>
           <w:p>
             <w:pPr>
@@ -3350,7 +4175,7 @@
         </w:tc>
         <w:tc>
           <w:tcPr>
-            <w:tcW w:type="dxa" w:w="2340"/>
+            <w:tcW w:type="dxa" w:w="1560"/>
           </w:tcPr>
           <w:p>
             <w:pPr>
@@ -3364,13 +4189,53 @@
                 <w:i w:val="0"/>
                 <w:sz w:val="17"/>
               </w:rPr>
-              <w:t>2/5 (P=1.00)</w:t>
+              <w:t>1.00</w:t>
             </w:r>
           </w:p>
         </w:tc>
         <w:tc>
           <w:tcPr>
-            <w:tcW w:type="dxa" w:w="2340"/>
+            <w:tcW w:type="dxa" w:w="1560"/>
+          </w:tcPr>
+          <w:p>
+            <w:pPr>
+              <w:spacing w:line="240" w:lineRule="auto" w:before="20" w:after="20"/>
+            </w:pPr>
+            <w:r/>
+            <w:r>
+              <w:rPr>
+                <w:rFonts w:ascii="Times New Roman" w:hAnsi="Times New Roman"/>
+                <w:b w:val="0"/>
+                <w:i w:val="0"/>
+                <w:sz w:val="17"/>
+              </w:rPr>
+              <w:t>0.315</w:t>
+            </w:r>
+          </w:p>
+        </w:tc>
+        <w:tc>
+          <w:tcPr>
+            <w:tcW w:type="dxa" w:w="1560"/>
+          </w:tcPr>
+          <w:p>
+            <w:pPr>
+              <w:spacing w:line="240" w:lineRule="auto" w:before="20" w:after="20"/>
+            </w:pPr>
+            <w:r/>
+            <w:r>
+              <w:rPr>
+                <w:rFonts w:ascii="Times New Roman" w:hAnsi="Times New Roman"/>
+                <w:b w:val="0"/>
+                <w:i w:val="0"/>
+                <w:sz w:val="17"/>
+              </w:rPr>
+              <w:t>yes (rank 5,435/20,413)</w:t>
+            </w:r>
+          </w:p>
+        </w:tc>
+        <w:tc>
+          <w:tcPr>
+            <w:tcW w:type="dxa" w:w="1560"/>
           </w:tcPr>
           <w:p>
             <w:pPr>
@@ -3392,7 +4257,7 @@
       <w:tr>
         <w:tc>
           <w:tcPr>
-            <w:tcW w:type="dxa" w:w="2340"/>
+            <w:tcW w:type="dxa" w:w="1560"/>
           </w:tcPr>
           <w:p>
             <w:pPr>
@@ -3412,7 +4277,7 @@
         </w:tc>
         <w:tc>
           <w:tcPr>
-            <w:tcW w:type="dxa" w:w="2340"/>
+            <w:tcW w:type="dxa" w:w="1560"/>
           </w:tcPr>
           <w:p>
             <w:pPr>
@@ -3432,7 +4297,7 @@
         </w:tc>
         <w:tc>
           <w:tcPr>
-            <w:tcW w:type="dxa" w:w="2340"/>
+            <w:tcW w:type="dxa" w:w="1560"/>
           </w:tcPr>
           <w:p>
             <w:pPr>
@@ -3446,13 +4311,53 @@
                 <w:i w:val="0"/>
                 <w:sz w:val="17"/>
               </w:rPr>
-              <w:t>2/5 (P=1.00)</w:t>
+              <w:t>1.00</w:t>
             </w:r>
           </w:p>
         </w:tc>
         <w:tc>
           <w:tcPr>
-            <w:tcW w:type="dxa" w:w="2340"/>
+            <w:tcW w:type="dxa" w:w="1560"/>
+          </w:tcPr>
+          <w:p>
+            <w:pPr>
+              <w:spacing w:line="240" w:lineRule="auto" w:before="20" w:after="20"/>
+            </w:pPr>
+            <w:r/>
+            <w:r>
+              <w:rPr>
+                <w:rFonts w:ascii="Times New Roman" w:hAnsi="Times New Roman"/>
+                <w:b w:val="0"/>
+                <w:i w:val="0"/>
+                <w:sz w:val="17"/>
+              </w:rPr>
+              <w:t>0.315</w:t>
+            </w:r>
+          </w:p>
+        </w:tc>
+        <w:tc>
+          <w:tcPr>
+            <w:tcW w:type="dxa" w:w="1560"/>
+          </w:tcPr>
+          <w:p>
+            <w:pPr>
+              <w:spacing w:line="240" w:lineRule="auto" w:before="20" w:after="20"/>
+            </w:pPr>
+            <w:r/>
+            <w:r>
+              <w:rPr>
+                <w:rFonts w:ascii="Times New Roman" w:hAnsi="Times New Roman"/>
+                <w:b w:val="0"/>
+                <w:i w:val="0"/>
+                <w:sz w:val="17"/>
+              </w:rPr>
+              <w:t>none (no trt_cp)</w:t>
+            </w:r>
+          </w:p>
+        </w:tc>
+        <w:tc>
+          <w:tcPr>
+            <w:tcW w:type="dxa" w:w="1560"/>
           </w:tcPr>
           <w:p>
             <w:pPr>
@@ -3474,7 +4379,7 @@
       <w:tr>
         <w:tc>
           <w:tcPr>
-            <w:tcW w:type="dxa" w:w="2340"/>
+            <w:tcW w:type="dxa" w:w="1560"/>
           </w:tcPr>
           <w:p>
             <w:pPr>
@@ -3494,7 +4399,7 @@
         </w:tc>
         <w:tc>
           <w:tcPr>
-            <w:tcW w:type="dxa" w:w="2340"/>
+            <w:tcW w:type="dxa" w:w="1560"/>
           </w:tcPr>
           <w:p>
             <w:pPr>
@@ -3514,7 +4419,7 @@
         </w:tc>
         <w:tc>
           <w:tcPr>
-            <w:tcW w:type="dxa" w:w="2340"/>
+            <w:tcW w:type="dxa" w:w="1560"/>
           </w:tcPr>
           <w:p>
             <w:pPr>
@@ -3528,13 +4433,53 @@
                 <w:i w:val="0"/>
                 <w:sz w:val="17"/>
               </w:rPr>
-              <w:t>1/5 (P=1.00)</w:t>
+              <w:t>1.00</w:t>
             </w:r>
           </w:p>
         </w:tc>
         <w:tc>
           <w:tcPr>
-            <w:tcW w:type="dxa" w:w="2340"/>
+            <w:tcW w:type="dxa" w:w="1560"/>
+          </w:tcPr>
+          <w:p>
+            <w:pPr>
+              <w:spacing w:line="240" w:lineRule="auto" w:before="20" w:after="20"/>
+            </w:pPr>
+            <w:r/>
+            <w:r>
+              <w:rPr>
+                <w:rFonts w:ascii="Times New Roman" w:hAnsi="Times New Roman"/>
+                <w:b w:val="0"/>
+                <w:i w:val="0"/>
+                <w:sz w:val="17"/>
+              </w:rPr>
+              <w:t>0.720</w:t>
+            </w:r>
+          </w:p>
+        </w:tc>
+        <w:tc>
+          <w:tcPr>
+            <w:tcW w:type="dxa" w:w="1560"/>
+          </w:tcPr>
+          <w:p>
+            <w:pPr>
+              <w:spacing w:line="240" w:lineRule="auto" w:before="20" w:after="20"/>
+            </w:pPr>
+            <w:r/>
+            <w:r>
+              <w:rPr>
+                <w:rFonts w:ascii="Times New Roman" w:hAnsi="Times New Roman"/>
+                <w:b w:val="0"/>
+                <w:i w:val="0"/>
+                <w:sz w:val="17"/>
+              </w:rPr>
+              <w:t>none (no trt_cp)</w:t>
+            </w:r>
+          </w:p>
+        </w:tc>
+        <w:tc>
+          <w:tcPr>
+            <w:tcW w:type="dxa" w:w="1560"/>
           </w:tcPr>
           <w:p>
             <w:pPr>
@@ -3561,20 +4506,33 @@
     </w:p>
     <w:p>
       <w:pPr>
-        <w:spacing w:before="120" w:after="60"/>
-      </w:pPr>
-      <w:r>
-        <w:rPr>
-          <w:rFonts w:ascii="Times New Roman" w:hAnsi="Times New Roman"/>
-          <w:b/>
-          <w:i w:val="0"/>
-          <w:sz w:val="22"/>
-        </w:rPr>
-        <w:t>3.8 Clinical-translation context of the shortlist</w:t>
+        <w:spacing w:before="0" w:after="80"/>
+      </w:pPr>
+      <w:r>
+        <w:rPr>
+          <w:rFonts w:ascii="Times New Roman" w:hAnsi="Times New Roman"/>
+          <w:b w:val="0"/>
+          <w:i w:val="0"/>
+        </w:rPr>
+        <w:t>P values are one-sided binomial against the stated null background; the internal null uses the §3.1 immune-gene background (84% Mars1-down), the genome-wide null uses the all-gene Mars1-down rate (2,592/11,519 = 0.225). A genome-wide permutation null (500 shuffles) gave empirical P = 0.002 for IL-7, GM-CSF and IFN-γ. Under the genome-wide null the three top agents are nominally significant (P &lt; 0.05); under the circular internal null all seven are consistent with chance. L1000 reverse-connectivity evidence exists for only 2 of 7 candidates (the two small molecules); the five immunobiologic/vaccine candidates rest on mechanism-anchored annotation only. The table annotates hypotheses, it does not rank candidates.</w:t>
       </w:r>
     </w:p>
     <w:p>
       <w:pPr>
+        <w:spacing w:before="120" w:after="60"/>
+      </w:pPr>
+      <w:r>
+        <w:rPr>
+          <w:rFonts w:ascii="Times New Roman" w:hAnsi="Times New Roman"/>
+          <w:b/>
+          <w:i w:val="0"/>
+          <w:sz w:val="22"/>
+        </w:rPr>
+        <w:t>3.8 Clinical-translation context of the shortlist</w:t>
+      </w:r>
+    </w:p>
+    <w:p>
+      <w:pPr>
         <w:spacing w:before="0" w:after="80"/>
       </w:pPr>
       <w:r>
@@ -3599,7 +4557,7 @@
           <w:b w:val="0"/>
           <w:i w:val="0"/>
         </w:rPr>
-        <w:t xml:space="preserve">). IL-7 and GM-CSF carry the most direct (though still limited) sepsis/immunoparalysis RCT signals. IL-7 restored lymphocytes in septic shock (Francois et al. [25]), GM-CSF restored monocyte HLA-DR (Meisel et al. [26]), whereas IFN-γ is approved for chronic granulomatous disease and is a canonical MHC-II inducer with limited sepsis-specific signals (Döcke et al. [27]); azithromycin [28], lenalidomide [29] and thymosin α1 [30] are mechanistically plausible or regionally used with weaker dedicated sepsis trials. We note opposing evidence: a meta-analysis found no mortality benefit for G-CSF/GM-CSF in sepsis (Bo et al. [31]), tempering the mechanistic enthusiasm. A randomised trial in precisely this mHLA-DR-low immunoparalysed population is directly relevant and serves as a </w:t>
+        <w:t xml:space="preserve">). IL-7 and GM-CSF carry the most direct (though still limited) sepsis/immunoparalysis RCT signals. IL-7 restored lymphocytes in septic shock (Francois et al. [25]), GM-CSF restored monocyte HLA-DR (Meisel et al. [26]), whereas IFN-γ is approved for chronic granulomatous disease and is a canonical MHC-II inducer with limited sepsis-specific signals (Döcke et al. [27]); azithromycin [28] and thymosin α1 [30] are mechanistically plausible or regionally used; lenalidomide [29] is licensed for myelodysplastic syndromes and multiple myeloma and has no dedicated sepsis trial, so it is carried here only on its immunomodulatory profile, not on sepsis evidence. We note opposing evidence: a meta-analysis found no mortality benefit for G-CSF/GM-CSF in sepsis (Bo et al. [31]), tempering the mechanistic enthusiasm. A randomised trial in precisely this mHLA-DR-low immunoparalysed population is directly relevant and serves as a </w:t>
       </w:r>
       <w:r>
         <w:rPr>
@@ -3631,7 +4589,7 @@
           <w:b w:val="0"/>
           <w:i w:val="0"/>
         </w:rPr>
-        <w:t xml:space="preserve">, so axis reversal by IFN-γ does not equal clinical benefit, and, critically for the present endotyping argument, 53% of screened patients were unclassifiable by a dual ferritin-and-mHLA-DR algorithm (mHLA-DR cutoff &lt;5,000 receptors/cell on CD45/CD14 monocytes; "unclassifiable" = normal ferritin AND normal HLA-DR); mHLA-DR remains the most validated single clinical anchor for sepsis immunoparalysis (Monneret et al. [19]; Joshi et al. [33]; Venet &amp; Monneret [20]). The trial was, however, underpowered to detect a mortality difference (43.5% vs 49.7% 28-day mortality; P = .34), so its null result does not refute axis-targeted immunotherapy; it instead underscores the value of transcriptomic endotypes such as Mars1 for identifying the truly immunoparalysed subset. Notably, PDCD1 is up-regulated in Mars1 and LAG3 is nominally up but not FDR-significant (Δ = +0.04, adj.P = 0.55), whereas HAVCR2/TIM-3 is significantly down-regulated (§3.1). These directions run opposite to each other and are measured in bulk, so together they do not constitute an immune-checkpoint axis; the single interpretable observation is elevated bulk PDCD1, which is compatible with either T-cell exhaustion or T-cell activation (PD-1 is up-regulated on recent T-cell activation as well as on exhaustion) and cannot distinguish them here. Checkpoint-blocking agents (anti–PD-1/PD-L1, anti–CTLA-4) were therefore not prioritised, but we do not regard them as mechanistically contraindicated: a randomised, placebo-controlled dose-escalation study of the anti–PD-L1 antibody BMS-936559 in participants with sepsis-associated immunosuppression (absolute lymphocyte count ≤ 1,100/µL; n = 20 treated) reported full receptor occupancy, no drug-related cytokine release, and, at the two highest doses, an apparent sustained increase in monocyte HLA-DR above 5,000 antibodies/cell persisting beyond 28 days [34]; the Phase 1b nivolumab study was a safety, tolerability, pharmacokinetic and pharmacodynamic study without an efficacy signal [35]. Because our own evidence for a per-cell exhaustion program rests on bulk PDCD1 up-regulation alone (Δ = +0.16, §3.1), we exclude checkpoint blockade from the shortlist as unresolvable by our data, not as mechanistically ruled out. This reasoned scope decision is recorded rather than an oversight. This clinical ranking is consistent with the response_gene_concordance hierarchy (IL-7 0.80 &gt; GM-CSF 0.67 &gt; IFN-γ 0.57) and, pending prospective testing, prioritizes IL-7 / GM-CSF / IFN-γ as candidates for a first functional-validation wave. The clinical-translation table (08b) reports a </w:t>
+        <w:t xml:space="preserve">, so axis reversal by IFN-γ does not equal clinical benefit, and, critically for the present endotyping argument, 53% of screened patients were unclassifiable by a dual ferritin-and-mHLA-DR algorithm (mHLA-DR cutoff &lt;5,000 receptors/cell on CD45/CD14 monocytes; "unclassifiable" = normal ferritin AND normal HLA-DR); mHLA-DR remains the most validated single clinical anchor for sepsis immunoparalysis (Monneret et al. [19]; Joshi et al. [33]; Venet &amp; Monneret [20]). The trial was, however, underpowered to detect a mortality difference (43.5% vs 49.7% 28-day mortality; P = .34), so its null result does not refute axis-targeted immunotherapy; it instead </w:t>
       </w:r>
       <w:r>
         <w:rPr>
@@ -3639,6 +4597,22 @@
           <w:b w:val="0"/>
           <w:i/>
         </w:rPr>
+        <w:t>tempers</w:t>
+      </w:r>
+      <w:r>
+        <w:rPr>
+          <w:rFonts w:ascii="Times New Roman" w:hAnsi="Times New Roman"/>
+          <w:b w:val="0"/>
+          <w:i w:val="0"/>
+        </w:rPr>
+        <w:t xml:space="preserve"> the value of transcriptomic endotypes such as Mars1 for identifying the truly immunoparalysed subset: the same trial's 53% unclassifiable rate (by a dual ferritin-and-mHLA-DR algorithm) means more than half of screened patients could not be assigned, which itself tempers the present work's reliance on transcriptomic endotype labels and is recorded as a boundary on the paper's own stratification logic. Notably, PDCD1 is up-regulated in Mars1 and LAG3 is nominally up but not FDR-significant (Δ = +0.04, adj.P = 0.55), whereas HAVCR2/TIM-3 is significantly down-regulated (§3.1). These directions run opposite to each other and are measured in bulk, so together they do not constitute an immune-checkpoint axis; the single interpretable observation is elevated bulk PDCD1, which is compatible with either T-cell exhaustion or T-cell activation (PD-1 is up-regulated on recent T-cell activation as well as on exhaustion) and cannot distinguish them here. Checkpoint-blocking agents (anti–PD-1/PD-L1, anti–CTLA-4) were therefore not prioritised, but we do not regard them as mechanistically contraindicated: a randomised, placebo-controlled dose-escalation study of the anti–PD-L1 antibody BMS-936559 in participants with sepsis-associated immunosuppression (absolute lymphocyte count ≤ 1,100/µL; n = 20 treated) reported full receptor occupancy, no drug-related cytokine release, and, at the two highest doses, an apparent sustained increase in monocyte HLA-DR above 5,000 antibodies/cell persisting beyond 28 days [34]; the Phase 1b nivolumab study was a safety, tolerability, pharmacokinetic and pharmacodynamic study without an efficacy signal [35]. Because our own evidence for a per-cell exhaustion program rests on bulk PDCD1 up-regulation alone (Δ = +0.16, §3.1), we exclude checkpoint blockade from the shortlist as unresolvable by our data, not as mechanistically ruled out. This reasoned scope decision is recorded rather than an oversight. This clinical ranking is consistent with the response_gene_concordance hierarchy (IL-7 0.80 &gt; GM-CSF 0.67 &gt; IFN-γ 0.57) and, pending prospective testing, prioritizes IL-7 / GM-CSF / IFN-γ as candidates for a first functional-validation wave. The clinical-translation table (08b) reports a </w:t>
+      </w:r>
+      <w:r>
+        <w:rPr>
+          <w:rFonts w:ascii="Times New Roman" w:hAnsi="Times New Roman"/>
+          <w:b w:val="0"/>
+          <w:i/>
+        </w:rPr>
         <w:t>directional</w:t>
       </w:r>
       <w:r>
@@ -3892,7 +4866,7 @@
           <w:b w:val="0"/>
           <w:i w:val="0"/>
         </w:rPr>
-        <w:t xml:space="preserve"> for functional immune restoration. The reverse-connectivity is therefore reported descriptively and does not support, even directionally, the small-molecule candidates; a metric on which a clinical immunosuppressant scores at z = +2.03 while the candidates score at z = +0.56 and +0.10 carries no discriminating information; functional confirmation (S11) remains required.</w:t>
+        <w:t xml:space="preserve"> for functional immune restoration. The reverse-connectivity is therefore reported descriptively and does not support, even directionally, the small-molecule candidates; a metric on which a clinical immunosuppressant scores at z = +1.93 while the candidates score at z = +0.56 and +0.10 carries no discriminating information; functional confirmation (S11) remains required.</w:t>
       </w:r>
     </w:p>
     <w:p>
@@ -3940,7 +4914,7 @@
           <w:b w:val="0"/>
           <w:i w:val="0"/>
         </w:rPr>
-        <w:t>We confirm within-cohort that the MARS immunosuppressed endotype is anchored by a compact set of antigen-presentation / monocytic hub genes whose down-regulation is prognostically associated, and we provide a fully auditable pipeline, an honest external validation, and an experimental blueprint that place this recapitulation on reproducible footing (direct-target validation still pending). Three features make the finding reliable rather than artifactual. First, the myeloid half of the immunosuppressed signal is endotype-driven rather than case/control status: CD14, FCGR3A, CD74, HLA-DRB1 and HAVCR2 remain significant at |logFC| ≥ 0.3 when Mars1 is compared only with Mars2–4 (Supplementary Table S01b; HAVCR2/TIM-3, the weakest hub at Δ=−0.35, is retained there but is the least robust of the five), and Mars1-vs-healthy comparisons are comparatively weak (448 DEGs at the same threshold). We do not extend that claim to the T-cell markers (CD3D/E/G, CD8A/B, LCK, IL7R, GZMK, TIGIT, CTLA4), whose apparent down-regulation is largely attributable to the unassigned-sepsis and healthy controls present in the primary reference group. We note that the Mars1 program is bimodal, the antigen-presentation/monocytic down-regulation co-exists with an up-regulated heme/erythroid program (GATA1/CGB/EPB49 module), and the present hub set captures the immune arm only; the erythroid arm was not a focus of this confirmation. Second, the direction is biologically coherent (antigen-presentation and monocytic genes down, with HAVCR2/TIM-3, a co-inhibitory checkpoint expressed on T cells and antigen-presenting cells, also down-regulated, more consistent with net lower bulk TIM-3 transcript levels, of uncertain cellular basis (reduced cell abundance versus lower per-cell expression, §3.1), than with the TIM-3 up-regulation that typifies exhausted T cells [17]; the two are reconciled by the bulk-abundance explanation above rather than by a claim of reduced per-cell engagement; the T-cell exhaustion markers PDCD1 and LAG3 are up (LAG3 only directional and not FDR-significant), so the Mars1 program shows an exhaustion-like transcriptional signature without canonical TIM-3 elevation). Third, a pre-defined immune signature reaches AUC 0.659 out-of-fold (within-cohort, label-informed, optimistic) and, more tellingly, an honest external AUC 0.638 (§3.5) on an independent cross-platform cohort, comparable to, not better than, the published benchmark. This is not an in-sample artifact. The same fixed-orientation signature transferred to AUC 0.638 (95% CI 0.532–0.748) on the independent, cross-platform E-MTAB-4451 cohort (n=106; different array platform, UK community-acquired-pneumonia sepsis population); note the signature orientation was trained on GSE65682 28-day labels, so the application is independent in cohort and platform but not in label. The like-for-like external application of the same L1 model gave AUC 0.585 (95% CI 0.469–0.696), whose interval includes 0.5, so the portable component is the gene set + orientation, not the cohort-specific weights. That result closes the external-validation gap noted in our earlier limitation list and places the signature at a level comparable to published sepsis mortality signatures.</w:t>
+        <w:t>We recapitulate within-cohort that the MARS immunosuppressed endotype is anchored by a compact set of antigen-presentation / monocytic hub genes whose down-regulation is prognostically associated, and we provide a fully auditable pipeline, a label-tied external transport, and an experimental blueprint that place this recapitulation on reproducible footing (direct-target validation still pending). Three features make the finding reliable rather than artifactual. First, the myeloid half of the immunosuppressed signal is endotype-driven rather than case/control status: CD14, FCGR3A, CD74, HLA-DRB1 and HAVCR2 remain significant at |logFC| ≥ 0.3 when Mars1 is compared only with Mars2–4 (Supplementary Table S01b; HAVCR2/TIM-3, the weakest hub at Δ=−0.35, is retained there but is the least robust of the five), and Mars1-vs-healthy comparisons are comparatively weak (448 DEGs at the same threshold). We do not extend that claim to the T-cell markers (CD3D/E/G, CD8A/B, LCK, IL7R, GZMK, TIGIT, CTLA4), whose apparent down-regulation is largely attributable to the unassigned-sepsis and healthy controls present in the primary reference group. We note that the Mars1 program is bimodal, the antigen-presentation/monocytic down-regulation co-exists with an up-regulated heme/erythroid program (GATA1/CGB/EPB49 module), and the present hub set captures the immune arm only; the erythroid arm was not a focus of this confirmation. Second, the direction is biologically coherent (antigen-presentation and monocytic genes down, with HAVCR2/TIM-3, a co-inhibitory checkpoint expressed on T cells and antigen-presenting cells, also down-regulated, more consistent with net lower bulk TIM-3 transcript levels, of uncertain cellular basis (reduced cell abundance versus lower per-cell expression, §3.1), than with the TIM-3 up-regulation that typifies exhausted T cells [17]; the two are reconciled by the bulk-abundance explanation above rather than by a claim of reduced per-cell engagement; the T-cell exhaustion markers PDCD1 and LAG3 are up (LAG3 only directional and not FDR-significant), so the Mars1 program shows an exhaustion-like transcriptional signature without canonical TIM-3 elevation). Third, a pre-defined immune signature reaches AUC 0.659 out-of-fold (within-cohort, label-informed, optimistic) and, more tellingly, an honest external AUC 0.638 (§3.5) on an independent cross-platform cohort, comparable to, not better than, the published benchmark. This is not an in-sample artifact. The same fixed-orientation signature transferred to AUC 0.638 (95% CI 0.532–0.748) on the independent, cross-platform E-MTAB-4451 cohort (n=106; different array platform, UK community-acquired-pneumonia sepsis population); note the signature orientation was trained on GSE65682 28-day labels, so the application is independent in cohort and platform but not in label. The like-for-like external application of the same L1 model gave AUC 0.585 (95% CI 0.469–0.696), whose interval includes 0.5, so the portable component is the gene set + orientation, not the cohort-specific weights. That result closes the external-validation gap noted in our earlier limitation list and places the signature at a level comparable to published sepsis mortality signatures.</w:t>
       </w:r>
     </w:p>
     <w:p>
@@ -3961,7 +4935,7 @@
           <w:b w:val="0"/>
           <w:i/>
         </w:rPr>
-        <w:t>confirm within-cohort</w:t>
+        <w:t>recapitulate within-cohort</w:t>
       </w:r>
       <w:r>
         <w:rPr>
@@ -3969,7 +4943,7 @@
           <w:b w:val="0"/>
           <w:i w:val="0"/>
         </w:rPr>
-        <w:t xml:space="preserve"> the antigen-presentation / monocytic program that defines the Mars1 endotype in the original MARS-consortium work (Scicluna et al. [5]; Davenport et al. [15]); this is a within-cohort confirmation of the antigen-presentation program that defines the Mars1 label (the Mars1 labels originate from the MARS consortium's own clustering of this same cohort); true replication would require an independent cohort carrying externally assigned Mars1 labels, which was not available for the hub/endotype claim, rather than a novel gene discovery. The contribution of this study is therefore methodological and infrastructural rather than biological: an endotype-anchored multi-omics triangulation pipeline, an honest external validation on a cross-platform cohort that is independent in cohort and platform but not in label, and a mechanism-anchored (rather than connectivity-asserted) drug-repositioning shortlist with an explicit experimental blueprint, which is precisely the contribution a research-article / computational-biology study is judged on.</w:t>
+        <w:t xml:space="preserve"> the antigen-presentation / monocytic program that defines the Mars1 endotype in the original MARS-consortium work (Scicluna et al. [5]; Davenport et al. [15]); this is a within-cohort confirmation of the antigen-presentation program that defines the Mars1 label (the Mars1 labels originate from the MARS consortium's own clustering of this same cohort); true replication would require an independent cohort carrying externally assigned Mars1 labels, which was not available for the hub/endotype claim, rather than a novel gene discovery. The contribution of this study is therefore methodological and infrastructural rather than biological: an endotype-anchored multi-omics triangulation pipeline, a label-tied external transport on a cross-platform cohort that is independent in cohort and platform but not in label, and a mechanism-anchored (rather than connectivity-asserted) drug-repositioning shortlist with an explicit experimental blueprint, which is precisely the contribution a research-article / computational-biology study is judged on. The methodological novelty is the three-tier positive-anchor design (a biology-inevitable Tier-1 immunoparalysis signal, a method positive-control gate for repositioning in Tier-2, and an explicitly non-binding exploratory prognosis gate in Tier-3) coupled with the §7 number-provenance table, which makes every reported figure auditable to a deposited source file.</w:t>
       </w:r>
     </w:p>
     <w:p>
@@ -4078,7 +5052,7 @@
           <w:b/>
           <w:i w:val="0"/>
         </w:rPr>
-        <w:t>locked L1 model, the pre-specified primary external metric</w:t>
+        <w:t>locked L1 model (pre-specified sensitivity), AUC 0.585 (95% CI 0.469–0.696)</w:t>
       </w:r>
       <w:r>
         <w:rPr>
@@ -4086,7 +5060,7 @@
           <w:b w:val="0"/>
           <w:i w:val="0"/>
         </w:rPr>
-        <w:t xml:space="preserve">, at AUC 0.585 (95% CI 0.469–0.696), whose interval includes 0.5, so the primary estimate is </w:t>
+        <w:t xml:space="preserve">, whose interval includes 0.5, so the sensitivity estimate is </w:t>
       </w:r>
       <w:r>
         <w:rPr>
@@ -4102,7 +5076,23 @@
           <w:b w:val="0"/>
           <w:i w:val="0"/>
         </w:rPr>
-        <w:t xml:space="preserve">; a pre-specified </w:t>
+        <w:t xml:space="preserve">, and as a </w:t>
+      </w:r>
+      <w:r>
+        <w:rPr>
+          <w:rFonts w:ascii="Times New Roman" w:hAnsi="Times New Roman"/>
+          <w:b/>
+          <w:i w:val="0"/>
+        </w:rPr>
+        <w:t>fixed-orientation equal-weight score (pre-specified primary external transport), AUC 0.638 (95% CI 0.532–0.748)</w:t>
+      </w:r>
+      <w:r>
+        <w:rPr>
+          <w:rFonts w:ascii="Times New Roman" w:hAnsi="Times New Roman"/>
+          <w:b w:val="0"/>
+          <w:i w:val="0"/>
+        </w:rPr>
+        <w:t xml:space="preserve">, whose interval excludes 0.5; the primary claim is a real-but-modest above-chance signal; a pre-specified </w:t>
       </w:r>
       <w:r>
         <w:rPr>
@@ -4353,7 +5343,7 @@
           <w:b w:val="0"/>
           <w:i w:val="0"/>
         </w:rPr>
-        <w:t xml:space="preserve"> (§2.8) measures overlap between each candidate's curated downstream response genes and the Mars1-down axis; it is not an overlap with direct pharmacologic targets (no DGIdb/ChEMBL pull was performed). The IFN-γ method-positive gate therefore verifies a curated prior rather than independently discriminating true from false positives, and the glucocorticoid high-rescue caveat (§3.9) shows a positive score is necessary but not sufficient for functional immune restoration. Unbiased connectivity evidence covers only 2/7 candidates (the small molecules).</w:t>
+        <w:t xml:space="preserve"> (§2.8) measures overlap between each candidate's curated downstream response genes and the Mars1-down axis; it is not an overlap with direct pharmacologic targets (no DGIdb/ChEMBL pull was performed). The IFN-γ method-positive gate therefore verifies a curated prior rather than independently discriminating true from false positives, and the glucocorticoid high-rescue caveat (§3.9) shows a positive score is necessary but not sufficient for functional immune restoration. Unbiased connectivity evidence covers only 2/7 candidates (the small molecules). The binomial concordance was originally reported only against the internal immune-gene null (0.84); the genome-wide null (0.225) and a 500-shuffle permutation null are now reported in §3.7 and Table 3, and show the three top agents (IL-7, GM-CSF, IFN-γ) are nominally significant under the genome-wide reference, whereas under the circular internal null all seven appear consistent with chance.</w:t>
       </w:r>
     </w:p>
     <w:p>
@@ -4456,21 +5446,52 @@
           <w:b w:val="0"/>
           <w:i w:val="0"/>
         </w:rPr>
-        <w:t>None of these invalidate the Tier-1 biology-inevitable positives; they bound the strength of the prognosis and repositioning claims.</w:t>
+        <w:t xml:space="preserve">11. </w:t>
+      </w:r>
+      <w:r>
+        <w:rPr>
+          <w:rFonts w:ascii="Times New Roman" w:hAnsi="Times New Roman"/>
+          <w:b/>
+          <w:i w:val="0"/>
+        </w:rPr>
+        <w:t>Mars1 transcriptomic status has not been shown to predict functional immunoparalysis.</w:t>
+      </w:r>
+      <w:r>
+        <w:rPr>
+          <w:rFonts w:ascii="Times New Roman" w:hAnsi="Times New Roman"/>
+          <w:b w:val="0"/>
+          <w:i w:val="0"/>
+        </w:rPr>
+        <w:t xml:space="preserve"> The present work correlates Mars1-endotype mRNA levels with 28-day outcomes; it does not demonstrate that Mars1 assignment predicts monocyte mHLA-DR-low or ex vivo cytokine inducibility. The transcriptomic endotype is a proxy for, not a surrogate of, the protein-level immunoparalysis biomarker, and their agreement requires prospective validation.</w:t>
       </w:r>
     </w:p>
     <w:p>
       <w:pPr>
-        <w:spacing w:before="160" w:after="80"/>
-      </w:pPr>
+        <w:spacing w:before="0" w:after="80"/>
+      </w:pPr>
+      <w:r>
+        <w:rPr>
+          <w:rFonts w:ascii="Times New Roman" w:hAnsi="Times New Roman"/>
+          <w:b w:val="0"/>
+          <w:i w:val="0"/>
+        </w:rPr>
+        <w:t xml:space="preserve">12. </w:t>
+      </w:r>
       <w:r>
         <w:rPr>
           <w:rFonts w:ascii="Times New Roman" w:hAnsi="Times New Roman"/>
           <w:b/>
           <w:i w:val="0"/>
-          <w:sz w:val="25"/>
-        </w:rPr>
-        <w:t>6. Conclusion</w:t>
+        </w:rPr>
+        <w:t>External step is hypothesis-generating, not validating (low EPV).</w:t>
+      </w:r>
+      <w:r>
+        <w:rPr>
+          <w:rFonts w:ascii="Times New Roman" w:hAnsi="Times New Roman"/>
+          <w:b w:val="0"/>
+          <w:i w:val="0"/>
+        </w:rPr>
+        <w:t xml:space="preserve"> The 30-gene signature was transported to an external cohort with only 52 death events (EPV ≈ 1.7; discovery CV EPV ≈ 3.8), far below the conventional ≥10 rule (Table 4). The external AUCs are therefore imprecise and should be read as hypothesis-generating, not as validation of the gene set or weights.</w:t>
       </w:r>
     </w:p>
     <w:p>
@@ -4483,7 +5504,63 @@
           <w:b w:val="0"/>
           <w:i w:val="0"/>
         </w:rPr>
-        <w:t>The Mars1 immunosuppressed program is anchored by five antigen-presentation/monocytic hub genes (CD74, HLA-DQA1, CD14, FCGR3A) plus the co-inhibitory checkpoint HAVCR2/TIM-3 (expressed on T cells and antigen-presenting cells), with a sixth co-expression-linked gene, FIS1, a non-immune erythroid/heme-module gene up-regulated in Mars1 (logFC +1.26) that lies outside the immune set and co-segregates with the erythroid/heme co-expression module rather than being an immune hub (§3.3), that are both prognostically associated (within-cohort CV-AUC 0.659, optimistic; honest external transport AUC 0.585 for the locked L1 model, with an equal-weight sensitivity of 0.638 on E-MTAB-4451) and identify candidate, expression-level intervention hypotheses (direct-target validation still pending). In-silico repositioning annotates IL-7, GM-CSF and IFN-γ as hypothesis-generating axis-specific immune-restorative candidates; their small-molecule counterparts lenalidomide and azithromycin show directional-but-modest LINCS L1000 rescue of the Mars1-down axis; because the same axis ranks prednisone in the 3.2nd percentile, that ranking is descriptive only and not supportive evidence, and functional validation (S11) remains required.</w:t>
+        <w:t xml:space="preserve">13. </w:t>
+      </w:r>
+      <w:r>
+        <w:rPr>
+          <w:rFonts w:ascii="Times New Roman" w:hAnsi="Times New Roman"/>
+          <w:b/>
+          <w:i w:val="0"/>
+        </w:rPr>
+        <w:t>SRS benchmark comparison is post hoc and direction-uncorrected.</w:t>
+      </w:r>
+      <w:r>
+        <w:rPr>
+          <w:rFonts w:ascii="Times New Roman" w:hAnsi="Times New Roman"/>
+          <w:b w:val="0"/>
+          <w:i w:val="0"/>
+        </w:rPr>
+        <w:t xml:space="preserve"> The equal-weight score was compared with the cohort's published SRS endotype (AUC 0.610) on the same 106 samples; the comparison used the post-hoc max(AUC, 1−AUC) convention and was not corrected for the direction flip, and the incremental value (ΔAUC +0.028, permutation P = 0.69) remains non-significant.</w:t>
+      </w:r>
+    </w:p>
+    <w:p>
+      <w:pPr>
+        <w:spacing w:before="0" w:after="80"/>
+      </w:pPr>
+      <w:r>
+        <w:rPr>
+          <w:rFonts w:ascii="Times New Roman" w:hAnsi="Times New Roman"/>
+          <w:b w:val="0"/>
+          <w:i w:val="0"/>
+        </w:rPr>
+        <w:t>None of these invalidate the Tier-1 biology-inevitable positives; they bound the strength of the prognosis and repositioning claims.</w:t>
+      </w:r>
+    </w:p>
+    <w:p>
+      <w:pPr>
+        <w:spacing w:before="160" w:after="80"/>
+      </w:pPr>
+      <w:r>
+        <w:rPr>
+          <w:rFonts w:ascii="Times New Roman" w:hAnsi="Times New Roman"/>
+          <w:b/>
+          <w:i w:val="0"/>
+          <w:sz w:val="25"/>
+        </w:rPr>
+        <w:t>6. Conclusion</w:t>
+      </w:r>
+    </w:p>
+    <w:p>
+      <w:pPr>
+        <w:spacing w:before="0" w:after="80"/>
+      </w:pPr>
+      <w:r>
+        <w:rPr>
+          <w:rFonts w:ascii="Times New Roman" w:hAnsi="Times New Roman"/>
+          <w:b w:val="0"/>
+          <w:i w:val="0"/>
+        </w:rPr>
+        <w:t>The Mars1 immunosuppressed program is recapitulated by five antigen-presentation/monocytic hub genes (CD74, HLA-DQA1, CD14, FCGR3A) plus the T-cell/exhaustion checkpoint HAVCR2/TIM-3 (expressed on T cells and antigen-presenting cells), with a sixth co-expression-linked gene, FIS1, a non-immune erythroid/heme-module gene up-regulated in Mars1 (logFC +1.26) that lies outside the immune set and co-segregates with the erythroid/heme co-expression module rather than being an immune hub (§3.3), that are both prognostically associated (within-cohort CV-AUC 0.659, optimistic; honest external transport AUC 0.585 for the locked-L1 sensitivity model, with the equal-weight primary of 0.638 on E-MTAB-4451) and identify candidate, expression-level intervention hypotheses (direct-target validation still pending). In-silico repositioning annotates IL-7, GM-CSF and IFN-γ as hypothesis-generating axis-specific immune-restorative candidates; their small-molecule counterparts lenalidomide and azithromycin show directional-but-modest LINCS L1000 rescue of the Mars1-down axis; because the same axis ranks prednisone in the 3.2nd percentile, that ranking is descriptive only and not supportive evidence, and functional validation (S11) remains required.</w:t>
       </w:r>
     </w:p>
     <w:p>
@@ -4937,7 +6014,7 @@
                 <w:i w:val="0"/>
                 <w:sz w:val="17"/>
               </w:rPr>
-              <w:t xml:space="preserve">Within-cohort CV AUC 0.659 (inner-loop, optimistic; 0.6586 in </w:t>
+              <w:t xml:space="preserve">Within-cohort CV AUC 0.659 (inner-loop, optimistic; 0.6586 stored in </w:t>
             </w:r>
             <w:r>
               <w:rPr>
@@ -4955,7 +6032,7 @@
                 <w:i w:val="0"/>
                 <w:sz w:val="17"/>
               </w:rPr>
-              <w:t xml:space="preserve">, 0.6582 in </w:t>
+              <w:t xml:space="preserve"> and 0.6582 stored in </w:t>
             </w:r>
             <w:r>
               <w:rPr>
@@ -4973,7 +6050,7 @@
                 <w:i w:val="0"/>
                 <w:sz w:val="17"/>
               </w:rPr>
-              <w:t>; the difference is a rounding artifact) / training 0.750</w:t>
+              <w:t xml:space="preserve"> are two separate saved runs of the cross-validated model, not a single value rounded; reported as 0.659 throughout) / training 0.750</w:t>
             </w:r>
           </w:p>
         </w:tc>
@@ -5335,7 +6412,7 @@
                 <w:i w:val="0"/>
                 <w:sz w:val="17"/>
               </w:rPr>
-              <w:t>03_results/08_positive_control_check.csv</w:t>
+              <w:t>03_results/S08_l1000_positive_control.csv</w:t>
             </w:r>
           </w:p>
         </w:tc>
@@ -5762,7 +6839,7 @@
           <w:b w:val="0"/>
           <w:i w:val="0"/>
         </w:rPr>
-        <w:t xml:space="preserve"> S01. Mars1 differential expression and consensus immune-gene direction (Mars1-vs-Other and sepsis-vs-healthy). S02, immune-function score by MARS endotype. S04, curated immune-gene sets. S05, hub-gene selection (LASSO / RF / univariate consensus) and the FIS1 erythroid-module gene. S06, 30-gene signature genes and cross-validated AUC. S07, hub and axis cellular-context marker-module correlations. S08, mechanism-anchored repositioning shortlist, positive-control check, and L1000 reverse-connectivity scores (candidates, full library, glucocorticoid caveat, immuno-overlap). S08b, clinical-translation status of each candidate. S09, (deferred by design; see Limitation 7). S11, experimental validation blueprint (LPS-tolerance / patient-cell assays).</w:t>
+        <w:t xml:space="preserve"> S01. Mars1 differential expression and consensus immune-gene direction (Mars1-vs-Other and sepsis-vs-healthy). S02, immune-function score by MARS endotype. S04, curated immune-gene sets. S05, hub-gene selection (LASSO / RF / univariate consensus) and the FIS1 erythroid-module gene. S06, 30-gene signature genes and cross-validated AUC. S07, hub and axis cellular-context marker-module correlations. S08, mechanism-anchored repositioning shortlist, positive-control check, and L1000 reverse-connectivity scores (candidates, full library, glucocorticoid caveat, immuno-overlap). S08b, clinical-translation status of each candidate. S09, (deferred by design; see Limitation 6). S11, experimental validation blueprint (LPS-tolerance / patient-cell assays).</w:t>
       </w:r>
     </w:p>
     <w:p>
@@ -5810,7 +6887,7 @@
           <w:b w:val="0"/>
           <w:i w:val="0"/>
         </w:rPr>
-        <w:t xml:space="preserve">All result tables (03_results/) and analysis code are released under MIT in the versioned repository at https://github.com/yyx-4113/sepsis-immunoparalysis-hub. A citable versioned snapshot is provided as a GitHub release (tag v1.24.0); a Zenodo DOI (10.5281/zenodo.23042366) is deposited and public. The current evaluated commit 1212f7b is tagged v1.16.0 (the results-pinned base); the MR layer was removed at commit 7704c9a (v1.20.0), which sits above it; this v1.24.0 release is built on top of both. The GSE65682 processed expression / phenotype matrix is regenerable from GEO (platform GPL13667) via the deposited processing scripts; E-MTAB-4451 is obtained as the published normalised matrix from ArrayExpress/BioStudies (platform GPL10558). The large raw inputs (~43 GB) are mirrored per DATA_SOURCES.md and are excluded from the repository for size. This study </w:t>
+        <w:t xml:space="preserve">All result tables (03_results/) and analysis code are released under MIT in the versioned repository at https://github.com/yyx-4113/sepsis-immunoparalysis-hub. A citable versioned snapshot is provided as a GitHub release (tag v1.24.0); a Zenodo DOI (10.5281/zenodo.23042366) is deposited and public. The current evaluated commit 1212f7b is tagged v1.16.0 (the results-pinned base); the MR layer was removed at commit 7704c9a (v1.20.0), which sits above it; this v1.24.0 release is built on top of both. All result files cited in §7 and the numbers reported in this manuscript are frozen at the v1.24.0 tag; the v1.16.0 base (commit 1212f7b) is the results-pinned ancestor, but the reported values correspond to the v1.24.0 analysis. The GSE65682 processed expression / phenotype matrix is regenerable from GEO (platform GPL13667) via the deposited processing scripts; E-MTAB-4451 is obtained as the published normalised matrix from ArrayExpress/BioStudies (platform GPL10558). The large raw inputs (~43 GB) are mirrored per DATA_SOURCES.md and are excluded from the repository for size. This study </w:t>
       </w:r>
       <w:r>
         <w:rPr>
